--- a/report/CVRP_Greedy_vs_ClarkeWright_vs_LocalSearch_Synthetic Report.docx
+++ b/report/CVRP_Greedy_vs_ClarkeWright_vs_LocalSearch_Synthetic Report.docx
@@ -2,13 +2,26 @@
 <file path=word/document.xml><?xml version="1.0" encoding="utf-8"?>
 <w:document xmlns:wpc="http://schemas.microsoft.com/office/word/2010/wordprocessingCanvas" xmlns:cx="http://schemas.microsoft.com/office/drawing/2014/chartex" xmlns:cx1="http://schemas.microsoft.com/office/drawing/2015/9/8/chartex" xmlns:cx2="http://schemas.microsoft.com/office/drawing/2015/10/21/chartex" xmlns:cx3="http://schemas.microsoft.com/office/drawing/2016/5/9/chartex" xmlns:cx4="http://schemas.microsoft.com/office/drawing/2016/5/10/chartex" xmlns:cx5="http://schemas.microsoft.com/office/drawing/2016/5/11/chartex" xmlns:cx6="http://schemas.microsoft.com/office/drawing/2016/5/12/chartex" xmlns:cx7="http://schemas.microsoft.com/office/drawing/2016/5/13/chartex" xmlns:cx8="http://schemas.microsoft.com/office/drawing/2016/5/14/chartex" xmlns:mc="http://schemas.openxmlformats.org/markup-compatibility/2006" xmlns:aink="http://schemas.microsoft.com/office/drawing/2016/ink" xmlns:am3d="http://schemas.microsoft.com/office/drawing/2017/model3d" xmlns:o="urn:schemas-microsoft-com:office:office" xmlns:oel="http://schemas.microsoft.com/office/2019/extlst" xmlns:r="http://schemas.openxmlformats.org/officeDocument/2006/relationships" xmlns:m="http://schemas.openxmlformats.org/officeDocument/2006/math" xmlns:v="urn:schemas-microsoft-com:vml" xmlns:wp14="http://schemas.microsoft.com/office/word/2010/wordprocessingDrawing" xmlns:wp="http://schemas.openxmlformats.org/drawingml/2006/wordprocessingDrawing" xmlns:w10="urn:schemas-microsoft-com:office:word" xmlns:w="http://schemas.openxmlformats.org/wordprocessingml/2006/main" xmlns:w14="http://schemas.microsoft.com/office/word/2010/wordml" xmlns:w15="http://schemas.microsoft.com/office/word/2012/wordml" xmlns:w16cex="http://schemas.microsoft.com/office/word/2018/wordml/cex" xmlns:w16cid="http://schemas.microsoft.com/office/word/2016/wordml/cid" xmlns:w16="http://schemas.microsoft.com/office/word/2018/wordml" xmlns:w16du="http://schemas.microsoft.com/office/word/2023/wordml/word16du" xmlns:w16sdtdh="http://schemas.microsoft.com/office/word/2020/wordml/sdtdatahash" xmlns:w16sdtfl="http://schemas.microsoft.com/office/word/2024/wordml/sdtformatlock" xmlns:w16se="http://schemas.microsoft.com/office/word/2015/wordml/symex" xmlns:wpg="http://schemas.microsoft.com/office/word/2010/wordprocessingGroup" xmlns:wpi="http://schemas.microsoft.com/office/word/2010/wordprocessingInk" xmlns:wne="http://schemas.microsoft.com/office/word/2006/wordml" xmlns:wps="http://schemas.microsoft.com/office/word/2010/wordprocessingShape" mc:Ignorable="w14 w15 w16se w16cid w16 w16cex w16sdtdh w16sdtfl w16du wp14">
   <w:body>
-    <w:p/>
-    <w:p/>
+    <w:p>
+      <w:pPr>
+        <w:rPr>
+          <w:rFonts w:ascii="Times New Roman" w:hAnsi="Times New Roman" w:cs="Times New Roman"/>
+        </w:rPr>
+      </w:pPr>
+    </w:p>
+    <w:p>
+      <w:pPr>
+        <w:rPr>
+          <w:rFonts w:ascii="Times New Roman" w:hAnsi="Times New Roman" w:cs="Times New Roman"/>
+        </w:rPr>
+      </w:pPr>
+    </w:p>
     <w:p>
       <w:pPr>
         <w:pStyle w:val="Heading1"/>
         <w:jc w:val="center"/>
         <w:rPr>
+          <w:rFonts w:ascii="Times New Roman" w:hAnsi="Times New Roman" w:cs="Times New Roman"/>
           <w:b/>
           <w:bCs/>
           <w:sz w:val="56"/>
@@ -18,156 +31,182 @@
       <w:bookmarkStart w:id="0" w:name="_Toc228149968"/>
       <w:r>
         <w:rPr>
+          <w:rFonts w:ascii="Times New Roman" w:hAnsi="Times New Roman" w:cs="Times New Roman"/>
           <w:b/>
           <w:bCs/>
           <w:sz w:val="56"/>
           <w:szCs w:val="56"/>
         </w:rPr>
-        <w:t>CVRP</w:t>
-      </w:r>
-      <w:r>
-        <w:rPr>
-          <w:b/>
-          <w:bCs/>
-          <w:sz w:val="56"/>
-          <w:szCs w:val="56"/>
-        </w:rPr>
-        <w:t xml:space="preserve"> </w:t>
-      </w:r>
-      <w:r>
-        <w:rPr>
-          <w:b/>
-          <w:bCs/>
-          <w:sz w:val="56"/>
-          <w:szCs w:val="56"/>
-        </w:rPr>
-        <w:t>Greedy</w:t>
-      </w:r>
-      <w:r>
-        <w:rPr>
-          <w:b/>
-          <w:bCs/>
-          <w:sz w:val="56"/>
-          <w:szCs w:val="56"/>
-        </w:rPr>
-        <w:t xml:space="preserve"> </w:t>
-      </w:r>
-      <w:r>
-        <w:rPr>
-          <w:b/>
-          <w:bCs/>
-          <w:sz w:val="56"/>
-          <w:szCs w:val="56"/>
-        </w:rPr>
-        <w:t>vs</w:t>
-      </w:r>
-      <w:r>
-        <w:rPr>
-          <w:b/>
-          <w:bCs/>
-          <w:sz w:val="56"/>
-          <w:szCs w:val="56"/>
-        </w:rPr>
-        <w:t xml:space="preserve"> Clarke Wright </w:t>
-      </w:r>
-      <w:r>
-        <w:rPr>
-          <w:b/>
-          <w:bCs/>
-          <w:sz w:val="56"/>
-          <w:szCs w:val="56"/>
-        </w:rPr>
-        <w:t>vs</w:t>
-      </w:r>
-      <w:r>
-        <w:rPr>
-          <w:b/>
-          <w:bCs/>
-          <w:sz w:val="56"/>
-          <w:szCs w:val="56"/>
-        </w:rPr>
-        <w:t xml:space="preserve"> Local Search</w:t>
-      </w:r>
-      <w:r>
-        <w:rPr>
-          <w:b/>
-          <w:bCs/>
-          <w:sz w:val="56"/>
-          <w:szCs w:val="56"/>
-        </w:rPr>
-        <w:t xml:space="preserve"> </w:t>
-      </w:r>
-      <w:r>
-        <w:rPr>
-          <w:b/>
-          <w:bCs/>
-          <w:sz w:val="56"/>
-          <w:szCs w:val="56"/>
-        </w:rPr>
-        <w:t>Synthetic</w:t>
+        <w:t>CVRP Greedy vs Clarke Wright vs Local Search Synthetic</w:t>
       </w:r>
       <w:bookmarkEnd w:id="0"/>
     </w:p>
-    <w:p/>
-    <w:p/>
-    <w:p/>
-    <w:p/>
-    <w:p/>
-    <w:p/>
-    <w:p/>
-    <w:p/>
-    <w:p/>
-    <w:p/>
-    <w:p/>
-    <w:p/>
+    <w:p>
+      <w:pPr>
+        <w:rPr>
+          <w:rFonts w:ascii="Times New Roman" w:hAnsi="Times New Roman" w:cs="Times New Roman"/>
+        </w:rPr>
+      </w:pPr>
+    </w:p>
+    <w:p>
+      <w:pPr>
+        <w:rPr>
+          <w:rFonts w:ascii="Times New Roman" w:hAnsi="Times New Roman" w:cs="Times New Roman"/>
+        </w:rPr>
+      </w:pPr>
+    </w:p>
+    <w:p>
+      <w:pPr>
+        <w:rPr>
+          <w:rFonts w:ascii="Times New Roman" w:hAnsi="Times New Roman" w:cs="Times New Roman"/>
+        </w:rPr>
+      </w:pPr>
+    </w:p>
+    <w:p>
+      <w:pPr>
+        <w:rPr>
+          <w:rFonts w:ascii="Times New Roman" w:hAnsi="Times New Roman" w:cs="Times New Roman"/>
+        </w:rPr>
+      </w:pPr>
+    </w:p>
+    <w:p>
+      <w:pPr>
+        <w:rPr>
+          <w:rFonts w:ascii="Times New Roman" w:hAnsi="Times New Roman" w:cs="Times New Roman"/>
+        </w:rPr>
+      </w:pPr>
+    </w:p>
+    <w:p>
+      <w:pPr>
+        <w:rPr>
+          <w:rFonts w:ascii="Times New Roman" w:hAnsi="Times New Roman" w:cs="Times New Roman"/>
+        </w:rPr>
+      </w:pPr>
+    </w:p>
+    <w:p>
+      <w:pPr>
+        <w:rPr>
+          <w:rFonts w:ascii="Times New Roman" w:hAnsi="Times New Roman" w:cs="Times New Roman"/>
+        </w:rPr>
+      </w:pPr>
+    </w:p>
+    <w:p>
+      <w:pPr>
+        <w:rPr>
+          <w:rFonts w:ascii="Times New Roman" w:hAnsi="Times New Roman" w:cs="Times New Roman"/>
+        </w:rPr>
+      </w:pPr>
+    </w:p>
+    <w:p>
+      <w:pPr>
+        <w:rPr>
+          <w:rFonts w:ascii="Times New Roman" w:hAnsi="Times New Roman" w:cs="Times New Roman"/>
+        </w:rPr>
+      </w:pPr>
+    </w:p>
+    <w:p>
+      <w:pPr>
+        <w:rPr>
+          <w:rFonts w:ascii="Times New Roman" w:hAnsi="Times New Roman" w:cs="Times New Roman"/>
+        </w:rPr>
+      </w:pPr>
+    </w:p>
+    <w:p>
+      <w:pPr>
+        <w:rPr>
+          <w:rFonts w:ascii="Times New Roman" w:hAnsi="Times New Roman" w:cs="Times New Roman"/>
+        </w:rPr>
+      </w:pPr>
+    </w:p>
+    <w:p>
+      <w:pPr>
+        <w:rPr>
+          <w:rFonts w:ascii="Times New Roman" w:hAnsi="Times New Roman" w:cs="Times New Roman"/>
+        </w:rPr>
+      </w:pPr>
+    </w:p>
     <w:p>
       <w:pPr>
         <w:jc w:val="center"/>
-      </w:pPr>
-      <w:r>
+        <w:rPr>
+          <w:rFonts w:ascii="Times New Roman" w:hAnsi="Times New Roman" w:cs="Times New Roman"/>
+        </w:rPr>
+      </w:pPr>
+      <w:r>
+        <w:rPr>
+          <w:rFonts w:ascii="Times New Roman" w:hAnsi="Times New Roman" w:cs="Times New Roman"/>
+        </w:rPr>
         <w:t>CSC-2400 Design of Algorithms</w:t>
       </w:r>
     </w:p>
     <w:p>
       <w:pPr>
         <w:jc w:val="center"/>
-      </w:pPr>
-      <w:r>
+        <w:rPr>
+          <w:rFonts w:ascii="Times New Roman" w:hAnsi="Times New Roman" w:cs="Times New Roman"/>
+        </w:rPr>
+      </w:pPr>
+      <w:r>
+        <w:rPr>
+          <w:rFonts w:ascii="Times New Roman" w:hAnsi="Times New Roman" w:cs="Times New Roman"/>
+        </w:rPr>
         <w:t>By: Bryson Bargas and Noah Boggess</w:t>
       </w:r>
     </w:p>
     <w:p>
       <w:pPr>
         <w:jc w:val="center"/>
+        <w:rPr>
+          <w:rFonts w:ascii="Times New Roman" w:hAnsi="Times New Roman" w:cs="Times New Roman"/>
+        </w:rPr>
       </w:pPr>
     </w:p>
     <w:p>
       <w:pPr>
         <w:jc w:val="center"/>
-      </w:pPr>
-      <w:r>
+        <w:rPr>
+          <w:rFonts w:ascii="Times New Roman" w:hAnsi="Times New Roman" w:cs="Times New Roman"/>
+        </w:rPr>
+      </w:pPr>
+      <w:r>
+        <w:rPr>
+          <w:rFonts w:ascii="Times New Roman" w:hAnsi="Times New Roman" w:cs="Times New Roman"/>
+        </w:rPr>
         <w:t>Tennessee Technological University</w:t>
       </w:r>
     </w:p>
     <w:p>
       <w:pPr>
         <w:jc w:val="center"/>
+        <w:rPr>
+          <w:rFonts w:ascii="Times New Roman" w:hAnsi="Times New Roman" w:cs="Times New Roman"/>
+        </w:rPr>
       </w:pPr>
     </w:p>
     <w:p>
       <w:pPr>
         <w:jc w:val="center"/>
-      </w:pPr>
-      <w:r>
+        <w:rPr>
+          <w:rFonts w:ascii="Times New Roman" w:hAnsi="Times New Roman" w:cs="Times New Roman"/>
+        </w:rPr>
+      </w:pPr>
+      <w:r>
+        <w:rPr>
+          <w:rFonts w:ascii="Times New Roman" w:hAnsi="Times New Roman" w:cs="Times New Roman"/>
+        </w:rPr>
         <w:t>April 27</w:t>
       </w:r>
       <w:r>
         <w:rPr>
+          <w:rFonts w:ascii="Times New Roman" w:hAnsi="Times New Roman" w:cs="Times New Roman"/>
           <w:vertAlign w:val="superscript"/>
         </w:rPr>
         <w:t>th</w:t>
       </w:r>
       <w:r>
+        <w:rPr>
+          <w:rFonts w:ascii="Times New Roman" w:hAnsi="Times New Roman" w:cs="Times New Roman"/>
+        </w:rPr>
         <w:t>, 2026</w:t>
       </w:r>
     </w:p>
@@ -175,7 +214,30 @@
       <w:pPr>
         <w:jc w:val="center"/>
         <w:rPr>
-          <w:rFonts w:asciiTheme="majorHAnsi" w:eastAsiaTheme="majorEastAsia" w:hAnsiTheme="majorHAnsi" w:cstheme="majorBidi"/>
+          <w:rFonts w:ascii="Times New Roman" w:hAnsi="Times New Roman" w:cs="Times New Roman"/>
+        </w:rPr>
+      </w:pPr>
+      <w:r>
+        <w:rPr>
+          <w:rFonts w:ascii="Times New Roman" w:hAnsi="Times New Roman" w:cs="Times New Roman"/>
+        </w:rPr>
+        <w:t xml:space="preserve">GitHub: </w:t>
+      </w:r>
+      <w:hyperlink r:id="rId8" w:history="1">
+        <w:r>
+          <w:rPr>
+            <w:rStyle w:val="Hyperlink"/>
+            <w:rFonts w:ascii="Times New Roman" w:hAnsi="Times New Roman" w:cs="Times New Roman"/>
+          </w:rPr>
+          <w:t>https://github.com/BryceMani4c/CVRP_Greedy_vs_ClarkeWright_vs_LocalSearch_Synthetic</w:t>
+        </w:r>
+      </w:hyperlink>
+    </w:p>
+    <w:p>
+      <w:pPr>
+        <w:jc w:val="center"/>
+        <w:rPr>
+          <w:rFonts w:ascii="Times New Roman" w:eastAsiaTheme="majorEastAsia" w:hAnsi="Times New Roman" w:cs="Times New Roman"/>
           <w:b/>
           <w:bCs/>
           <w:color w:val="BF8F00" w:themeColor="accent1" w:themeShade="BF"/>
@@ -183,20 +245,17 @@
           <w:szCs w:val="40"/>
         </w:rPr>
       </w:pPr>
-      <w:r>
-        <w:t xml:space="preserve">GitHub: </w:t>
-      </w:r>
-      <w:hyperlink r:id="rId8" w:history="1">
-        <w:r>
-          <w:rPr>
-            <w:rStyle w:val="Hyperlink"/>
-          </w:rPr>
-          <w:t>https://github.com/BryceMani4c/CVRP_Greedy_vs_ClarkeWright_vs_LocalSearch_Synthetic</w:t>
-        </w:r>
-      </w:hyperlink>
     </w:p>
     <w:sdt>
       <w:sdtPr>
+        <w:rPr>
+          <w:rFonts w:ascii="Times New Roman" w:eastAsiaTheme="minorHAnsi" w:hAnsi="Times New Roman" w:cs="Times New Roman"/>
+          <w:color w:val="auto"/>
+          <w:kern w:val="2"/>
+          <w:sz w:val="24"/>
+          <w:szCs w:val="24"/>
+          <w14:ligatures w14:val="standardContextual"/>
+        </w:rPr>
         <w:id w:val="-1764520169"/>
         <w:docPartObj>
           <w:docPartGallery w:val="Table of Contents"/>
@@ -205,23 +264,23 @@
       </w:sdtPr>
       <w:sdtEndPr>
         <w:rPr>
-          <w:rFonts w:asciiTheme="minorHAnsi" w:eastAsiaTheme="minorHAnsi" w:hAnsiTheme="minorHAnsi" w:cstheme="minorBidi"/>
           <w:b/>
           <w:bCs/>
           <w:noProof/>
-          <w:color w:val="auto"/>
-          <w:kern w:val="2"/>
-          <w:sz w:val="24"/>
-          <w:szCs w:val="24"/>
-          <w14:ligatures w14:val="standardContextual"/>
         </w:rPr>
       </w:sdtEndPr>
       <w:sdtContent>
         <w:p>
           <w:pPr>
             <w:pStyle w:val="TOCHeading"/>
+            <w:rPr>
+              <w:rFonts w:ascii="Times New Roman" w:hAnsi="Times New Roman" w:cs="Times New Roman"/>
+            </w:rPr>
           </w:pPr>
           <w:r>
+            <w:rPr>
+              <w:rFonts w:ascii="Times New Roman" w:hAnsi="Times New Roman" w:cs="Times New Roman"/>
+            </w:rPr>
             <w:t>Table of Contents</w:t>
           </w:r>
         </w:p>
@@ -232,23 +291,33 @@
               <w:tab w:val="right" w:leader="dot" w:pos="9350"/>
             </w:tabs>
             <w:rPr>
-              <w:rFonts w:eastAsiaTheme="minorEastAsia"/>
+              <w:rFonts w:ascii="Times New Roman" w:eastAsiaTheme="minorEastAsia" w:hAnsi="Times New Roman" w:cs="Times New Roman"/>
               <w:noProof/>
             </w:rPr>
           </w:pPr>
           <w:r>
+            <w:rPr>
+              <w:rFonts w:ascii="Times New Roman" w:hAnsi="Times New Roman" w:cs="Times New Roman"/>
+            </w:rPr>
             <w:fldChar w:fldCharType="begin"/>
           </w:r>
           <w:r>
+            <w:rPr>
+              <w:rFonts w:ascii="Times New Roman" w:hAnsi="Times New Roman" w:cs="Times New Roman"/>
+            </w:rPr>
             <w:instrText xml:space="preserve"> TOC \o "1-3" \h \z \u </w:instrText>
           </w:r>
           <w:r>
+            <w:rPr>
+              <w:rFonts w:ascii="Times New Roman" w:hAnsi="Times New Roman" w:cs="Times New Roman"/>
+            </w:rPr>
             <w:fldChar w:fldCharType="separate"/>
           </w:r>
           <w:hyperlink w:anchor="_Toc228149968" w:history="1">
             <w:r>
               <w:rPr>
                 <w:rStyle w:val="Hyperlink"/>
+                <w:rFonts w:ascii="Times New Roman" w:hAnsi="Times New Roman" w:cs="Times New Roman"/>
                 <w:b/>
                 <w:bCs/>
                 <w:noProof/>
@@ -257,6 +326,7 @@
             </w:r>
             <w:r>
               <w:rPr>
+                <w:rFonts w:ascii="Times New Roman" w:hAnsi="Times New Roman" w:cs="Times New Roman"/>
                 <w:noProof/>
                 <w:webHidden/>
               </w:rPr>
@@ -264,6 +334,7 @@
             </w:r>
             <w:r>
               <w:rPr>
+                <w:rFonts w:ascii="Times New Roman" w:hAnsi="Times New Roman" w:cs="Times New Roman"/>
                 <w:noProof/>
                 <w:webHidden/>
               </w:rPr>
@@ -271,6 +342,7 @@
             </w:r>
             <w:r>
               <w:rPr>
+                <w:rFonts w:ascii="Times New Roman" w:hAnsi="Times New Roman" w:cs="Times New Roman"/>
                 <w:noProof/>
                 <w:webHidden/>
               </w:rPr>
@@ -278,12 +350,14 @@
             </w:r>
             <w:r>
               <w:rPr>
+                <w:rFonts w:ascii="Times New Roman" w:hAnsi="Times New Roman" w:cs="Times New Roman"/>
                 <w:noProof/>
                 <w:webHidden/>
               </w:rPr>
             </w:r>
             <w:r>
               <w:rPr>
+                <w:rFonts w:ascii="Times New Roman" w:hAnsi="Times New Roman" w:cs="Times New Roman"/>
                 <w:noProof/>
                 <w:webHidden/>
               </w:rPr>
@@ -291,6 +365,7 @@
             </w:r>
             <w:r>
               <w:rPr>
+                <w:rFonts w:ascii="Times New Roman" w:hAnsi="Times New Roman" w:cs="Times New Roman"/>
                 <w:noProof/>
                 <w:webHidden/>
               </w:rPr>
@@ -298,6 +373,7 @@
             </w:r>
             <w:r>
               <w:rPr>
+                <w:rFonts w:ascii="Times New Roman" w:hAnsi="Times New Roman" w:cs="Times New Roman"/>
                 <w:noProof/>
                 <w:webHidden/>
               </w:rPr>
@@ -312,7 +388,7 @@
               <w:tab w:val="right" w:leader="dot" w:pos="9350"/>
             </w:tabs>
             <w:rPr>
-              <w:rFonts w:eastAsiaTheme="minorEastAsia"/>
+              <w:rFonts w:ascii="Times New Roman" w:eastAsiaTheme="minorEastAsia" w:hAnsi="Times New Roman" w:cs="Times New Roman"/>
               <w:noProof/>
             </w:rPr>
           </w:pPr>
@@ -320,6 +396,7 @@
             <w:r>
               <w:rPr>
                 <w:rStyle w:val="Hyperlink"/>
+                <w:rFonts w:ascii="Times New Roman" w:hAnsi="Times New Roman" w:cs="Times New Roman"/>
                 <w:b/>
                 <w:bCs/>
                 <w:noProof/>
@@ -328,6 +405,7 @@
             </w:r>
             <w:r>
               <w:rPr>
+                <w:rFonts w:ascii="Times New Roman" w:hAnsi="Times New Roman" w:cs="Times New Roman"/>
                 <w:noProof/>
                 <w:webHidden/>
               </w:rPr>
@@ -335,6 +413,7 @@
             </w:r>
             <w:r>
               <w:rPr>
+                <w:rFonts w:ascii="Times New Roman" w:hAnsi="Times New Roman" w:cs="Times New Roman"/>
                 <w:noProof/>
                 <w:webHidden/>
               </w:rPr>
@@ -342,6 +421,7 @@
             </w:r>
             <w:r>
               <w:rPr>
+                <w:rFonts w:ascii="Times New Roman" w:hAnsi="Times New Roman" w:cs="Times New Roman"/>
                 <w:noProof/>
                 <w:webHidden/>
               </w:rPr>
@@ -349,12 +429,14 @@
             </w:r>
             <w:r>
               <w:rPr>
+                <w:rFonts w:ascii="Times New Roman" w:hAnsi="Times New Roman" w:cs="Times New Roman"/>
                 <w:noProof/>
                 <w:webHidden/>
               </w:rPr>
             </w:r>
             <w:r>
               <w:rPr>
+                <w:rFonts w:ascii="Times New Roman" w:hAnsi="Times New Roman" w:cs="Times New Roman"/>
                 <w:noProof/>
                 <w:webHidden/>
               </w:rPr>
@@ -362,6 +444,7 @@
             </w:r>
             <w:r>
               <w:rPr>
+                <w:rFonts w:ascii="Times New Roman" w:hAnsi="Times New Roman" w:cs="Times New Roman"/>
                 <w:noProof/>
                 <w:webHidden/>
               </w:rPr>
@@ -369,6 +452,7 @@
             </w:r>
             <w:r>
               <w:rPr>
+                <w:rFonts w:ascii="Times New Roman" w:hAnsi="Times New Roman" w:cs="Times New Roman"/>
                 <w:noProof/>
                 <w:webHidden/>
               </w:rPr>
@@ -383,7 +467,7 @@
               <w:tab w:val="right" w:leader="dot" w:pos="9350"/>
             </w:tabs>
             <w:rPr>
-              <w:rFonts w:eastAsiaTheme="minorEastAsia"/>
+              <w:rFonts w:ascii="Times New Roman" w:eastAsiaTheme="minorEastAsia" w:hAnsi="Times New Roman" w:cs="Times New Roman"/>
               <w:noProof/>
             </w:rPr>
           </w:pPr>
@@ -391,6 +475,7 @@
             <w:r>
               <w:rPr>
                 <w:rStyle w:val="Hyperlink"/>
+                <w:rFonts w:ascii="Times New Roman" w:hAnsi="Times New Roman" w:cs="Times New Roman"/>
                 <w:b/>
                 <w:bCs/>
                 <w:noProof/>
@@ -399,6 +484,7 @@
             </w:r>
             <w:r>
               <w:rPr>
+                <w:rFonts w:ascii="Times New Roman" w:hAnsi="Times New Roman" w:cs="Times New Roman"/>
                 <w:noProof/>
                 <w:webHidden/>
               </w:rPr>
@@ -406,6 +492,7 @@
             </w:r>
             <w:r>
               <w:rPr>
+                <w:rFonts w:ascii="Times New Roman" w:hAnsi="Times New Roman" w:cs="Times New Roman"/>
                 <w:noProof/>
                 <w:webHidden/>
               </w:rPr>
@@ -413,6 +500,7 @@
             </w:r>
             <w:r>
               <w:rPr>
+                <w:rFonts w:ascii="Times New Roman" w:hAnsi="Times New Roman" w:cs="Times New Roman"/>
                 <w:noProof/>
                 <w:webHidden/>
               </w:rPr>
@@ -420,12 +508,14 @@
             </w:r>
             <w:r>
               <w:rPr>
+                <w:rFonts w:ascii="Times New Roman" w:hAnsi="Times New Roman" w:cs="Times New Roman"/>
                 <w:noProof/>
                 <w:webHidden/>
               </w:rPr>
             </w:r>
             <w:r>
               <w:rPr>
+                <w:rFonts w:ascii="Times New Roman" w:hAnsi="Times New Roman" w:cs="Times New Roman"/>
                 <w:noProof/>
                 <w:webHidden/>
               </w:rPr>
@@ -433,6 +523,7 @@
             </w:r>
             <w:r>
               <w:rPr>
+                <w:rFonts w:ascii="Times New Roman" w:hAnsi="Times New Roman" w:cs="Times New Roman"/>
                 <w:noProof/>
                 <w:webHidden/>
               </w:rPr>
@@ -440,6 +531,7 @@
             </w:r>
             <w:r>
               <w:rPr>
+                <w:rFonts w:ascii="Times New Roman" w:hAnsi="Times New Roman" w:cs="Times New Roman"/>
                 <w:noProof/>
                 <w:webHidden/>
               </w:rPr>
@@ -455,7 +547,7 @@
               <w:tab w:val="right" w:leader="dot" w:pos="9350"/>
             </w:tabs>
             <w:rPr>
-              <w:rFonts w:eastAsiaTheme="minorEastAsia"/>
+              <w:rFonts w:ascii="Times New Roman" w:eastAsiaTheme="minorEastAsia" w:hAnsi="Times New Roman" w:cs="Times New Roman"/>
               <w:noProof/>
             </w:rPr>
           </w:pPr>
@@ -463,6 +555,7 @@
             <w:r>
               <w:rPr>
                 <w:rStyle w:val="Hyperlink"/>
+                <w:rFonts w:ascii="Times New Roman" w:hAnsi="Times New Roman" w:cs="Times New Roman"/>
                 <w:b/>
                 <w:bCs/>
                 <w:noProof/>
@@ -471,7 +564,7 @@
             </w:r>
             <w:r>
               <w:rPr>
-                <w:rFonts w:eastAsiaTheme="minorEastAsia"/>
+                <w:rFonts w:ascii="Times New Roman" w:eastAsiaTheme="minorEastAsia" w:hAnsi="Times New Roman" w:cs="Times New Roman"/>
                 <w:noProof/>
               </w:rPr>
               <w:tab/>
@@ -479,6 +572,7 @@
             <w:r>
               <w:rPr>
                 <w:rStyle w:val="Hyperlink"/>
+                <w:rFonts w:ascii="Times New Roman" w:hAnsi="Times New Roman" w:cs="Times New Roman"/>
                 <w:b/>
                 <w:bCs/>
                 <w:noProof/>
@@ -487,6 +581,7 @@
             </w:r>
             <w:r>
               <w:rPr>
+                <w:rFonts w:ascii="Times New Roman" w:hAnsi="Times New Roman" w:cs="Times New Roman"/>
                 <w:noProof/>
                 <w:webHidden/>
               </w:rPr>
@@ -494,6 +589,7 @@
             </w:r>
             <w:r>
               <w:rPr>
+                <w:rFonts w:ascii="Times New Roman" w:hAnsi="Times New Roman" w:cs="Times New Roman"/>
                 <w:noProof/>
                 <w:webHidden/>
               </w:rPr>
@@ -501,6 +597,7 @@
             </w:r>
             <w:r>
               <w:rPr>
+                <w:rFonts w:ascii="Times New Roman" w:hAnsi="Times New Roman" w:cs="Times New Roman"/>
                 <w:noProof/>
                 <w:webHidden/>
               </w:rPr>
@@ -508,12 +605,14 @@
             </w:r>
             <w:r>
               <w:rPr>
+                <w:rFonts w:ascii="Times New Roman" w:hAnsi="Times New Roman" w:cs="Times New Roman"/>
                 <w:noProof/>
                 <w:webHidden/>
               </w:rPr>
             </w:r>
             <w:r>
               <w:rPr>
+                <w:rFonts w:ascii="Times New Roman" w:hAnsi="Times New Roman" w:cs="Times New Roman"/>
                 <w:noProof/>
                 <w:webHidden/>
               </w:rPr>
@@ -521,6 +620,7 @@
             </w:r>
             <w:r>
               <w:rPr>
+                <w:rFonts w:ascii="Times New Roman" w:hAnsi="Times New Roman" w:cs="Times New Roman"/>
                 <w:noProof/>
                 <w:webHidden/>
               </w:rPr>
@@ -528,6 +628,7 @@
             </w:r>
             <w:r>
               <w:rPr>
+                <w:rFonts w:ascii="Times New Roman" w:hAnsi="Times New Roman" w:cs="Times New Roman"/>
                 <w:noProof/>
                 <w:webHidden/>
               </w:rPr>
@@ -542,7 +643,7 @@
               <w:tab w:val="right" w:leader="dot" w:pos="9350"/>
             </w:tabs>
             <w:rPr>
-              <w:rFonts w:eastAsiaTheme="minorEastAsia"/>
+              <w:rFonts w:ascii="Times New Roman" w:eastAsiaTheme="minorEastAsia" w:hAnsi="Times New Roman" w:cs="Times New Roman"/>
               <w:noProof/>
             </w:rPr>
           </w:pPr>
@@ -550,12 +651,14 @@
             <w:r>
               <w:rPr>
                 <w:rStyle w:val="Hyperlink"/>
+                <w:rFonts w:ascii="Times New Roman" w:hAnsi="Times New Roman" w:cs="Times New Roman"/>
                 <w:noProof/>
               </w:rPr>
               <w:t>Implementation</w:t>
             </w:r>
             <w:r>
               <w:rPr>
+                <w:rFonts w:ascii="Times New Roman" w:hAnsi="Times New Roman" w:cs="Times New Roman"/>
                 <w:noProof/>
                 <w:webHidden/>
               </w:rPr>
@@ -563,6 +666,7 @@
             </w:r>
             <w:r>
               <w:rPr>
+                <w:rFonts w:ascii="Times New Roman" w:hAnsi="Times New Roman" w:cs="Times New Roman"/>
                 <w:noProof/>
                 <w:webHidden/>
               </w:rPr>
@@ -570,6 +674,7 @@
             </w:r>
             <w:r>
               <w:rPr>
+                <w:rFonts w:ascii="Times New Roman" w:hAnsi="Times New Roman" w:cs="Times New Roman"/>
                 <w:noProof/>
                 <w:webHidden/>
               </w:rPr>
@@ -577,12 +682,14 @@
             </w:r>
             <w:r>
               <w:rPr>
+                <w:rFonts w:ascii="Times New Roman" w:hAnsi="Times New Roman" w:cs="Times New Roman"/>
                 <w:noProof/>
                 <w:webHidden/>
               </w:rPr>
             </w:r>
             <w:r>
               <w:rPr>
+                <w:rFonts w:ascii="Times New Roman" w:hAnsi="Times New Roman" w:cs="Times New Roman"/>
                 <w:noProof/>
                 <w:webHidden/>
               </w:rPr>
@@ -590,6 +697,7 @@
             </w:r>
             <w:r>
               <w:rPr>
+                <w:rFonts w:ascii="Times New Roman" w:hAnsi="Times New Roman" w:cs="Times New Roman"/>
                 <w:noProof/>
                 <w:webHidden/>
               </w:rPr>
@@ -597,6 +705,7 @@
             </w:r>
             <w:r>
               <w:rPr>
+                <w:rFonts w:ascii="Times New Roman" w:hAnsi="Times New Roman" w:cs="Times New Roman"/>
                 <w:noProof/>
                 <w:webHidden/>
               </w:rPr>
@@ -611,7 +720,7 @@
               <w:tab w:val="right" w:leader="dot" w:pos="9350"/>
             </w:tabs>
             <w:rPr>
-              <w:rFonts w:eastAsiaTheme="minorEastAsia"/>
+              <w:rFonts w:ascii="Times New Roman" w:eastAsiaTheme="minorEastAsia" w:hAnsi="Times New Roman" w:cs="Times New Roman"/>
               <w:noProof/>
             </w:rPr>
           </w:pPr>
@@ -619,12 +728,14 @@
             <w:r>
               <w:rPr>
                 <w:rStyle w:val="Hyperlink"/>
+                <w:rFonts w:ascii="Times New Roman" w:hAnsi="Times New Roman" w:cs="Times New Roman"/>
                 <w:noProof/>
               </w:rPr>
               <w:t>Dataset</w:t>
             </w:r>
             <w:r>
               <w:rPr>
+                <w:rFonts w:ascii="Times New Roman" w:hAnsi="Times New Roman" w:cs="Times New Roman"/>
                 <w:noProof/>
                 <w:webHidden/>
               </w:rPr>
@@ -632,6 +743,7 @@
             </w:r>
             <w:r>
               <w:rPr>
+                <w:rFonts w:ascii="Times New Roman" w:hAnsi="Times New Roman" w:cs="Times New Roman"/>
                 <w:noProof/>
                 <w:webHidden/>
               </w:rPr>
@@ -639,6 +751,7 @@
             </w:r>
             <w:r>
               <w:rPr>
+                <w:rFonts w:ascii="Times New Roman" w:hAnsi="Times New Roman" w:cs="Times New Roman"/>
                 <w:noProof/>
                 <w:webHidden/>
               </w:rPr>
@@ -646,12 +759,14 @@
             </w:r>
             <w:r>
               <w:rPr>
+                <w:rFonts w:ascii="Times New Roman" w:hAnsi="Times New Roman" w:cs="Times New Roman"/>
                 <w:noProof/>
                 <w:webHidden/>
               </w:rPr>
             </w:r>
             <w:r>
               <w:rPr>
+                <w:rFonts w:ascii="Times New Roman" w:hAnsi="Times New Roman" w:cs="Times New Roman"/>
                 <w:noProof/>
                 <w:webHidden/>
               </w:rPr>
@@ -659,6 +774,7 @@
             </w:r>
             <w:r>
               <w:rPr>
+                <w:rFonts w:ascii="Times New Roman" w:hAnsi="Times New Roman" w:cs="Times New Roman"/>
                 <w:noProof/>
                 <w:webHidden/>
               </w:rPr>
@@ -666,6 +782,7 @@
             </w:r>
             <w:r>
               <w:rPr>
+                <w:rFonts w:ascii="Times New Roman" w:hAnsi="Times New Roman" w:cs="Times New Roman"/>
                 <w:noProof/>
                 <w:webHidden/>
               </w:rPr>
@@ -680,7 +797,7 @@
               <w:tab w:val="right" w:leader="dot" w:pos="9350"/>
             </w:tabs>
             <w:rPr>
-              <w:rFonts w:eastAsiaTheme="minorEastAsia"/>
+              <w:rFonts w:ascii="Times New Roman" w:eastAsiaTheme="minorEastAsia" w:hAnsi="Times New Roman" w:cs="Times New Roman"/>
               <w:noProof/>
             </w:rPr>
           </w:pPr>
@@ -688,12 +805,14 @@
             <w:r>
               <w:rPr>
                 <w:rStyle w:val="Hyperlink"/>
+                <w:rFonts w:ascii="Times New Roman" w:hAnsi="Times New Roman" w:cs="Times New Roman"/>
                 <w:noProof/>
               </w:rPr>
               <w:t>Performance Metrics</w:t>
             </w:r>
             <w:r>
               <w:rPr>
+                <w:rFonts w:ascii="Times New Roman" w:hAnsi="Times New Roman" w:cs="Times New Roman"/>
                 <w:noProof/>
                 <w:webHidden/>
               </w:rPr>
@@ -701,6 +820,7 @@
             </w:r>
             <w:r>
               <w:rPr>
+                <w:rFonts w:ascii="Times New Roman" w:hAnsi="Times New Roman" w:cs="Times New Roman"/>
                 <w:noProof/>
                 <w:webHidden/>
               </w:rPr>
@@ -708,6 +828,7 @@
             </w:r>
             <w:r>
               <w:rPr>
+                <w:rFonts w:ascii="Times New Roman" w:hAnsi="Times New Roman" w:cs="Times New Roman"/>
                 <w:noProof/>
                 <w:webHidden/>
               </w:rPr>
@@ -715,12 +836,14 @@
             </w:r>
             <w:r>
               <w:rPr>
+                <w:rFonts w:ascii="Times New Roman" w:hAnsi="Times New Roman" w:cs="Times New Roman"/>
                 <w:noProof/>
                 <w:webHidden/>
               </w:rPr>
             </w:r>
             <w:r>
               <w:rPr>
+                <w:rFonts w:ascii="Times New Roman" w:hAnsi="Times New Roman" w:cs="Times New Roman"/>
                 <w:noProof/>
                 <w:webHidden/>
               </w:rPr>
@@ -728,6 +851,7 @@
             </w:r>
             <w:r>
               <w:rPr>
+                <w:rFonts w:ascii="Times New Roman" w:hAnsi="Times New Roman" w:cs="Times New Roman"/>
                 <w:noProof/>
                 <w:webHidden/>
               </w:rPr>
@@ -735,6 +859,7 @@
             </w:r>
             <w:r>
               <w:rPr>
+                <w:rFonts w:ascii="Times New Roman" w:hAnsi="Times New Roman" w:cs="Times New Roman"/>
                 <w:noProof/>
                 <w:webHidden/>
               </w:rPr>
@@ -749,7 +874,7 @@
               <w:tab w:val="right" w:leader="dot" w:pos="9350"/>
             </w:tabs>
             <w:rPr>
-              <w:rFonts w:eastAsiaTheme="minorEastAsia"/>
+              <w:rFonts w:ascii="Times New Roman" w:eastAsiaTheme="minorEastAsia" w:hAnsi="Times New Roman" w:cs="Times New Roman"/>
               <w:noProof/>
             </w:rPr>
           </w:pPr>
@@ -757,12 +882,14 @@
             <w:r>
               <w:rPr>
                 <w:rStyle w:val="Hyperlink"/>
+                <w:rFonts w:ascii="Times New Roman" w:hAnsi="Times New Roman" w:cs="Times New Roman"/>
                 <w:noProof/>
               </w:rPr>
               <w:t>Baseline Method</w:t>
             </w:r>
             <w:r>
               <w:rPr>
+                <w:rFonts w:ascii="Times New Roman" w:hAnsi="Times New Roman" w:cs="Times New Roman"/>
                 <w:noProof/>
                 <w:webHidden/>
               </w:rPr>
@@ -770,6 +897,7 @@
             </w:r>
             <w:r>
               <w:rPr>
+                <w:rFonts w:ascii="Times New Roman" w:hAnsi="Times New Roman" w:cs="Times New Roman"/>
                 <w:noProof/>
                 <w:webHidden/>
               </w:rPr>
@@ -777,6 +905,7 @@
             </w:r>
             <w:r>
               <w:rPr>
+                <w:rFonts w:ascii="Times New Roman" w:hAnsi="Times New Roman" w:cs="Times New Roman"/>
                 <w:noProof/>
                 <w:webHidden/>
               </w:rPr>
@@ -784,12 +913,14 @@
             </w:r>
             <w:r>
               <w:rPr>
+                <w:rFonts w:ascii="Times New Roman" w:hAnsi="Times New Roman" w:cs="Times New Roman"/>
                 <w:noProof/>
                 <w:webHidden/>
               </w:rPr>
             </w:r>
             <w:r>
               <w:rPr>
+                <w:rFonts w:ascii="Times New Roman" w:hAnsi="Times New Roman" w:cs="Times New Roman"/>
                 <w:noProof/>
                 <w:webHidden/>
               </w:rPr>
@@ -797,6 +928,7 @@
             </w:r>
             <w:r>
               <w:rPr>
+                <w:rFonts w:ascii="Times New Roman" w:hAnsi="Times New Roman" w:cs="Times New Roman"/>
                 <w:noProof/>
                 <w:webHidden/>
               </w:rPr>
@@ -804,6 +936,7 @@
             </w:r>
             <w:r>
               <w:rPr>
+                <w:rFonts w:ascii="Times New Roman" w:hAnsi="Times New Roman" w:cs="Times New Roman"/>
                 <w:noProof/>
                 <w:webHidden/>
               </w:rPr>
@@ -819,7 +952,7 @@
               <w:tab w:val="right" w:leader="dot" w:pos="9350"/>
             </w:tabs>
             <w:rPr>
-              <w:rFonts w:eastAsiaTheme="minorEastAsia"/>
+              <w:rFonts w:ascii="Times New Roman" w:eastAsiaTheme="minorEastAsia" w:hAnsi="Times New Roman" w:cs="Times New Roman"/>
               <w:noProof/>
             </w:rPr>
           </w:pPr>
@@ -827,6 +960,7 @@
             <w:r>
               <w:rPr>
                 <w:rStyle w:val="Hyperlink"/>
+                <w:rFonts w:ascii="Times New Roman" w:hAnsi="Times New Roman" w:cs="Times New Roman"/>
                 <w:b/>
                 <w:bCs/>
                 <w:noProof/>
@@ -835,7 +969,7 @@
             </w:r>
             <w:r>
               <w:rPr>
-                <w:rFonts w:eastAsiaTheme="minorEastAsia"/>
+                <w:rFonts w:ascii="Times New Roman" w:eastAsiaTheme="minorEastAsia" w:hAnsi="Times New Roman" w:cs="Times New Roman"/>
                 <w:noProof/>
               </w:rPr>
               <w:tab/>
@@ -843,6 +977,7 @@
             <w:r>
               <w:rPr>
                 <w:rStyle w:val="Hyperlink"/>
+                <w:rFonts w:ascii="Times New Roman" w:hAnsi="Times New Roman" w:cs="Times New Roman"/>
                 <w:b/>
                 <w:bCs/>
                 <w:noProof/>
@@ -851,6 +986,7 @@
             </w:r>
             <w:r>
               <w:rPr>
+                <w:rFonts w:ascii="Times New Roman" w:hAnsi="Times New Roman" w:cs="Times New Roman"/>
                 <w:noProof/>
                 <w:webHidden/>
               </w:rPr>
@@ -858,6 +994,7 @@
             </w:r>
             <w:r>
               <w:rPr>
+                <w:rFonts w:ascii="Times New Roman" w:hAnsi="Times New Roman" w:cs="Times New Roman"/>
                 <w:noProof/>
                 <w:webHidden/>
               </w:rPr>
@@ -865,6 +1002,7 @@
             </w:r>
             <w:r>
               <w:rPr>
+                <w:rFonts w:ascii="Times New Roman" w:hAnsi="Times New Roman" w:cs="Times New Roman"/>
                 <w:noProof/>
                 <w:webHidden/>
               </w:rPr>
@@ -872,12 +1010,14 @@
             </w:r>
             <w:r>
               <w:rPr>
+                <w:rFonts w:ascii="Times New Roman" w:hAnsi="Times New Roman" w:cs="Times New Roman"/>
                 <w:noProof/>
                 <w:webHidden/>
               </w:rPr>
             </w:r>
             <w:r>
               <w:rPr>
+                <w:rFonts w:ascii="Times New Roman" w:hAnsi="Times New Roman" w:cs="Times New Roman"/>
                 <w:noProof/>
                 <w:webHidden/>
               </w:rPr>
@@ -885,6 +1025,7 @@
             </w:r>
             <w:r>
               <w:rPr>
+                <w:rFonts w:ascii="Times New Roman" w:hAnsi="Times New Roman" w:cs="Times New Roman"/>
                 <w:noProof/>
                 <w:webHidden/>
               </w:rPr>
@@ -892,6 +1033,7 @@
             </w:r>
             <w:r>
               <w:rPr>
+                <w:rFonts w:ascii="Times New Roman" w:hAnsi="Times New Roman" w:cs="Times New Roman"/>
                 <w:noProof/>
                 <w:webHidden/>
               </w:rPr>
@@ -907,7 +1049,7 @@
               <w:tab w:val="right" w:leader="dot" w:pos="9350"/>
             </w:tabs>
             <w:rPr>
-              <w:rFonts w:eastAsiaTheme="minorEastAsia"/>
+              <w:rFonts w:ascii="Times New Roman" w:eastAsiaTheme="minorEastAsia" w:hAnsi="Times New Roman" w:cs="Times New Roman"/>
               <w:noProof/>
             </w:rPr>
           </w:pPr>
@@ -915,6 +1057,7 @@
             <w:r>
               <w:rPr>
                 <w:rStyle w:val="Hyperlink"/>
+                <w:rFonts w:ascii="Times New Roman" w:hAnsi="Times New Roman" w:cs="Times New Roman"/>
                 <w:b/>
                 <w:bCs/>
                 <w:noProof/>
@@ -923,7 +1066,7 @@
             </w:r>
             <w:r>
               <w:rPr>
-                <w:rFonts w:eastAsiaTheme="minorEastAsia"/>
+                <w:rFonts w:ascii="Times New Roman" w:eastAsiaTheme="minorEastAsia" w:hAnsi="Times New Roman" w:cs="Times New Roman"/>
                 <w:noProof/>
               </w:rPr>
               <w:tab/>
@@ -931,6 +1074,7 @@
             <w:r>
               <w:rPr>
                 <w:rStyle w:val="Hyperlink"/>
+                <w:rFonts w:ascii="Times New Roman" w:hAnsi="Times New Roman" w:cs="Times New Roman"/>
                 <w:b/>
                 <w:bCs/>
                 <w:noProof/>
@@ -939,6 +1083,7 @@
             </w:r>
             <w:r>
               <w:rPr>
+                <w:rFonts w:ascii="Times New Roman" w:hAnsi="Times New Roman" w:cs="Times New Roman"/>
                 <w:noProof/>
                 <w:webHidden/>
               </w:rPr>
@@ -946,6 +1091,7 @@
             </w:r>
             <w:r>
               <w:rPr>
+                <w:rFonts w:ascii="Times New Roman" w:hAnsi="Times New Roman" w:cs="Times New Roman"/>
                 <w:noProof/>
                 <w:webHidden/>
               </w:rPr>
@@ -953,6 +1099,7 @@
             </w:r>
             <w:r>
               <w:rPr>
+                <w:rFonts w:ascii="Times New Roman" w:hAnsi="Times New Roman" w:cs="Times New Roman"/>
                 <w:noProof/>
                 <w:webHidden/>
               </w:rPr>
@@ -960,12 +1107,14 @@
             </w:r>
             <w:r>
               <w:rPr>
+                <w:rFonts w:ascii="Times New Roman" w:hAnsi="Times New Roman" w:cs="Times New Roman"/>
                 <w:noProof/>
                 <w:webHidden/>
               </w:rPr>
             </w:r>
             <w:r>
               <w:rPr>
+                <w:rFonts w:ascii="Times New Roman" w:hAnsi="Times New Roman" w:cs="Times New Roman"/>
                 <w:noProof/>
                 <w:webHidden/>
               </w:rPr>
@@ -973,6 +1122,7 @@
             </w:r>
             <w:r>
               <w:rPr>
+                <w:rFonts w:ascii="Times New Roman" w:hAnsi="Times New Roman" w:cs="Times New Roman"/>
                 <w:noProof/>
                 <w:webHidden/>
               </w:rPr>
@@ -980,6 +1130,7 @@
             </w:r>
             <w:r>
               <w:rPr>
+                <w:rFonts w:ascii="Times New Roman" w:hAnsi="Times New Roman" w:cs="Times New Roman"/>
                 <w:noProof/>
                 <w:webHidden/>
               </w:rPr>
@@ -995,7 +1146,7 @@
               <w:tab w:val="right" w:leader="dot" w:pos="9350"/>
             </w:tabs>
             <w:rPr>
-              <w:rFonts w:eastAsiaTheme="minorEastAsia"/>
+              <w:rFonts w:ascii="Times New Roman" w:eastAsiaTheme="minorEastAsia" w:hAnsi="Times New Roman" w:cs="Times New Roman"/>
               <w:noProof/>
             </w:rPr>
           </w:pPr>
@@ -1003,6 +1154,7 @@
             <w:r>
               <w:rPr>
                 <w:rStyle w:val="Hyperlink"/>
+                <w:rFonts w:ascii="Times New Roman" w:hAnsi="Times New Roman" w:cs="Times New Roman"/>
                 <w:b/>
                 <w:bCs/>
                 <w:noProof/>
@@ -1011,7 +1163,7 @@
             </w:r>
             <w:r>
               <w:rPr>
-                <w:rFonts w:eastAsiaTheme="minorEastAsia"/>
+                <w:rFonts w:ascii="Times New Roman" w:eastAsiaTheme="minorEastAsia" w:hAnsi="Times New Roman" w:cs="Times New Roman"/>
                 <w:noProof/>
               </w:rPr>
               <w:tab/>
@@ -1019,6 +1171,7 @@
             <w:r>
               <w:rPr>
                 <w:rStyle w:val="Hyperlink"/>
+                <w:rFonts w:ascii="Times New Roman" w:hAnsi="Times New Roman" w:cs="Times New Roman"/>
                 <w:b/>
                 <w:bCs/>
                 <w:noProof/>
@@ -1027,6 +1180,7 @@
             </w:r>
             <w:r>
               <w:rPr>
+                <w:rFonts w:ascii="Times New Roman" w:hAnsi="Times New Roman" w:cs="Times New Roman"/>
                 <w:noProof/>
                 <w:webHidden/>
               </w:rPr>
@@ -1034,6 +1188,7 @@
             </w:r>
             <w:r>
               <w:rPr>
+                <w:rFonts w:ascii="Times New Roman" w:hAnsi="Times New Roman" w:cs="Times New Roman"/>
                 <w:noProof/>
                 <w:webHidden/>
               </w:rPr>
@@ -1041,6 +1196,7 @@
             </w:r>
             <w:r>
               <w:rPr>
+                <w:rFonts w:ascii="Times New Roman" w:hAnsi="Times New Roman" w:cs="Times New Roman"/>
                 <w:noProof/>
                 <w:webHidden/>
               </w:rPr>
@@ -1048,12 +1204,14 @@
             </w:r>
             <w:r>
               <w:rPr>
+                <w:rFonts w:ascii="Times New Roman" w:hAnsi="Times New Roman" w:cs="Times New Roman"/>
                 <w:noProof/>
                 <w:webHidden/>
               </w:rPr>
             </w:r>
             <w:r>
               <w:rPr>
+                <w:rFonts w:ascii="Times New Roman" w:hAnsi="Times New Roman" w:cs="Times New Roman"/>
                 <w:noProof/>
                 <w:webHidden/>
               </w:rPr>
@@ -1061,6 +1219,7 @@
             </w:r>
             <w:r>
               <w:rPr>
+                <w:rFonts w:ascii="Times New Roman" w:hAnsi="Times New Roman" w:cs="Times New Roman"/>
                 <w:noProof/>
                 <w:webHidden/>
               </w:rPr>
@@ -1068,6 +1227,7 @@
             </w:r>
             <w:r>
               <w:rPr>
+                <w:rFonts w:ascii="Times New Roman" w:hAnsi="Times New Roman" w:cs="Times New Roman"/>
                 <w:noProof/>
                 <w:webHidden/>
               </w:rPr>
@@ -1083,7 +1243,7 @@
               <w:tab w:val="right" w:leader="dot" w:pos="9350"/>
             </w:tabs>
             <w:rPr>
-              <w:rFonts w:eastAsiaTheme="minorEastAsia"/>
+              <w:rFonts w:ascii="Times New Roman" w:eastAsiaTheme="minorEastAsia" w:hAnsi="Times New Roman" w:cs="Times New Roman"/>
               <w:noProof/>
             </w:rPr>
           </w:pPr>
@@ -1091,6 +1251,7 @@
             <w:r>
               <w:rPr>
                 <w:rStyle w:val="Hyperlink"/>
+                <w:rFonts w:ascii="Times New Roman" w:hAnsi="Times New Roman" w:cs="Times New Roman"/>
                 <w:b/>
                 <w:bCs/>
                 <w:noProof/>
@@ -1099,7 +1260,7 @@
             </w:r>
             <w:r>
               <w:rPr>
-                <w:rFonts w:eastAsiaTheme="minorEastAsia"/>
+                <w:rFonts w:ascii="Times New Roman" w:eastAsiaTheme="minorEastAsia" w:hAnsi="Times New Roman" w:cs="Times New Roman"/>
                 <w:noProof/>
               </w:rPr>
               <w:tab/>
@@ -1107,6 +1268,7 @@
             <w:r>
               <w:rPr>
                 <w:rStyle w:val="Hyperlink"/>
+                <w:rFonts w:ascii="Times New Roman" w:hAnsi="Times New Roman" w:cs="Times New Roman"/>
                 <w:b/>
                 <w:bCs/>
                 <w:noProof/>
@@ -1115,6 +1277,7 @@
             </w:r>
             <w:r>
               <w:rPr>
+                <w:rFonts w:ascii="Times New Roman" w:hAnsi="Times New Roman" w:cs="Times New Roman"/>
                 <w:noProof/>
                 <w:webHidden/>
               </w:rPr>
@@ -1122,6 +1285,7 @@
             </w:r>
             <w:r>
               <w:rPr>
+                <w:rFonts w:ascii="Times New Roman" w:hAnsi="Times New Roman" w:cs="Times New Roman"/>
                 <w:noProof/>
                 <w:webHidden/>
               </w:rPr>
@@ -1129,6 +1293,7 @@
             </w:r>
             <w:r>
               <w:rPr>
+                <w:rFonts w:ascii="Times New Roman" w:hAnsi="Times New Roman" w:cs="Times New Roman"/>
                 <w:noProof/>
                 <w:webHidden/>
               </w:rPr>
@@ -1136,12 +1301,14 @@
             </w:r>
             <w:r>
               <w:rPr>
+                <w:rFonts w:ascii="Times New Roman" w:hAnsi="Times New Roman" w:cs="Times New Roman"/>
                 <w:noProof/>
                 <w:webHidden/>
               </w:rPr>
             </w:r>
             <w:r>
               <w:rPr>
+                <w:rFonts w:ascii="Times New Roman" w:hAnsi="Times New Roman" w:cs="Times New Roman"/>
                 <w:noProof/>
                 <w:webHidden/>
               </w:rPr>
@@ -1149,6 +1316,7 @@
             </w:r>
             <w:r>
               <w:rPr>
+                <w:rFonts w:ascii="Times New Roman" w:hAnsi="Times New Roman" w:cs="Times New Roman"/>
                 <w:noProof/>
                 <w:webHidden/>
               </w:rPr>
@@ -1156,6 +1324,7 @@
             </w:r>
             <w:r>
               <w:rPr>
+                <w:rFonts w:ascii="Times New Roman" w:hAnsi="Times New Roman" w:cs="Times New Roman"/>
                 <w:noProof/>
                 <w:webHidden/>
               </w:rPr>
@@ -1171,7 +1340,7 @@
               <w:tab w:val="right" w:leader="dot" w:pos="9350"/>
             </w:tabs>
             <w:rPr>
-              <w:rFonts w:eastAsiaTheme="minorEastAsia"/>
+              <w:rFonts w:ascii="Times New Roman" w:eastAsiaTheme="minorEastAsia" w:hAnsi="Times New Roman" w:cs="Times New Roman"/>
               <w:noProof/>
             </w:rPr>
           </w:pPr>
@@ -1179,6 +1348,7 @@
             <w:r>
               <w:rPr>
                 <w:rStyle w:val="Hyperlink"/>
+                <w:rFonts w:ascii="Times New Roman" w:hAnsi="Times New Roman" w:cs="Times New Roman"/>
                 <w:b/>
                 <w:bCs/>
                 <w:noProof/>
@@ -1187,7 +1357,7 @@
             </w:r>
             <w:r>
               <w:rPr>
-                <w:rFonts w:eastAsiaTheme="minorEastAsia"/>
+                <w:rFonts w:ascii="Times New Roman" w:eastAsiaTheme="minorEastAsia" w:hAnsi="Times New Roman" w:cs="Times New Roman"/>
                 <w:noProof/>
               </w:rPr>
               <w:tab/>
@@ -1195,6 +1365,7 @@
             <w:r>
               <w:rPr>
                 <w:rStyle w:val="Hyperlink"/>
+                <w:rFonts w:ascii="Times New Roman" w:hAnsi="Times New Roman" w:cs="Times New Roman"/>
                 <w:b/>
                 <w:bCs/>
                 <w:noProof/>
@@ -1203,6 +1374,7 @@
             </w:r>
             <w:r>
               <w:rPr>
+                <w:rFonts w:ascii="Times New Roman" w:hAnsi="Times New Roman" w:cs="Times New Roman"/>
                 <w:noProof/>
                 <w:webHidden/>
               </w:rPr>
@@ -1210,6 +1382,7 @@
             </w:r>
             <w:r>
               <w:rPr>
+                <w:rFonts w:ascii="Times New Roman" w:hAnsi="Times New Roman" w:cs="Times New Roman"/>
                 <w:noProof/>
                 <w:webHidden/>
               </w:rPr>
@@ -1217,6 +1390,7 @@
             </w:r>
             <w:r>
               <w:rPr>
+                <w:rFonts w:ascii="Times New Roman" w:hAnsi="Times New Roman" w:cs="Times New Roman"/>
                 <w:noProof/>
                 <w:webHidden/>
               </w:rPr>
@@ -1224,12 +1398,14 @@
             </w:r>
             <w:r>
               <w:rPr>
+                <w:rFonts w:ascii="Times New Roman" w:hAnsi="Times New Roman" w:cs="Times New Roman"/>
                 <w:noProof/>
                 <w:webHidden/>
               </w:rPr>
             </w:r>
             <w:r>
               <w:rPr>
+                <w:rFonts w:ascii="Times New Roman" w:hAnsi="Times New Roman" w:cs="Times New Roman"/>
                 <w:noProof/>
                 <w:webHidden/>
               </w:rPr>
@@ -1237,6 +1413,7 @@
             </w:r>
             <w:r>
               <w:rPr>
+                <w:rFonts w:ascii="Times New Roman" w:hAnsi="Times New Roman" w:cs="Times New Roman"/>
                 <w:noProof/>
                 <w:webHidden/>
               </w:rPr>
@@ -1244,6 +1421,7 @@
             </w:r>
             <w:r>
               <w:rPr>
+                <w:rFonts w:ascii="Times New Roman" w:hAnsi="Times New Roman" w:cs="Times New Roman"/>
                 <w:noProof/>
                 <w:webHidden/>
               </w:rPr>
@@ -1252,8 +1430,14 @@
           </w:hyperlink>
         </w:p>
         <w:p>
+          <w:pPr>
+            <w:rPr>
+              <w:rFonts w:ascii="Times New Roman" w:hAnsi="Times New Roman" w:cs="Times New Roman"/>
+            </w:rPr>
+          </w:pPr>
           <w:r>
             <w:rPr>
+              <w:rFonts w:ascii="Times New Roman" w:hAnsi="Times New Roman" w:cs="Times New Roman"/>
               <w:b/>
               <w:bCs/>
               <w:noProof/>
@@ -1266,7 +1450,7 @@
     <w:p>
       <w:pPr>
         <w:rPr>
-          <w:rFonts w:asciiTheme="majorHAnsi" w:eastAsiaTheme="majorEastAsia" w:hAnsiTheme="majorHAnsi" w:cstheme="majorBidi"/>
+          <w:rFonts w:ascii="Times New Roman" w:eastAsiaTheme="majorEastAsia" w:hAnsi="Times New Roman" w:cs="Times New Roman"/>
           <w:b/>
           <w:bCs/>
           <w:color w:val="BF8F00" w:themeColor="accent1" w:themeShade="BF"/>
@@ -1280,6 +1464,7 @@
         <w:pStyle w:val="Heading1"/>
         <w:jc w:val="center"/>
         <w:rPr>
+          <w:rFonts w:ascii="Times New Roman" w:hAnsi="Times New Roman" w:cs="Times New Roman"/>
           <w:b/>
           <w:bCs/>
         </w:rPr>
@@ -1288,7 +1473,7 @@
     <w:p>
       <w:pPr>
         <w:rPr>
-          <w:rFonts w:asciiTheme="majorHAnsi" w:eastAsiaTheme="majorEastAsia" w:hAnsiTheme="majorHAnsi" w:cstheme="majorBidi"/>
+          <w:rFonts w:ascii="Times New Roman" w:eastAsiaTheme="majorEastAsia" w:hAnsi="Times New Roman" w:cs="Times New Roman"/>
           <w:b/>
           <w:bCs/>
           <w:color w:val="BF8F00" w:themeColor="accent1" w:themeShade="BF"/>
@@ -1298,6 +1483,7 @@
       </w:pPr>
       <w:r>
         <w:rPr>
+          <w:rFonts w:ascii="Times New Roman" w:hAnsi="Times New Roman" w:cs="Times New Roman"/>
           <w:b/>
           <w:bCs/>
         </w:rPr>
@@ -1309,6 +1495,7 @@
         <w:pStyle w:val="Heading1"/>
         <w:jc w:val="center"/>
         <w:rPr>
+          <w:rFonts w:ascii="Times New Roman" w:hAnsi="Times New Roman" w:cs="Times New Roman"/>
           <w:b/>
           <w:bCs/>
         </w:rPr>
@@ -1316,6 +1503,7 @@
       <w:bookmarkStart w:id="1" w:name="_Toc228149969"/>
       <w:r>
         <w:rPr>
+          <w:rFonts w:ascii="Times New Roman" w:hAnsi="Times New Roman" w:cs="Times New Roman"/>
           <w:b/>
           <w:bCs/>
         </w:rPr>
@@ -1325,17 +1513,41 @@
       <w:bookmarkEnd w:id="1"/>
     </w:p>
     <w:p>
-      <w:r>
+      <w:pPr>
+        <w:rPr>
+          <w:rFonts w:ascii="Times New Roman" w:hAnsi="Times New Roman" w:cs="Times New Roman"/>
+        </w:rPr>
+      </w:pPr>
+      <w:r>
+        <w:rPr>
+          <w:rFonts w:ascii="Times New Roman" w:hAnsi="Times New Roman" w:cs="Times New Roman"/>
+        </w:rPr>
         <w:t>The Vehicle Routing Problem (VRP) is a well-known optimization problem in which a fleet of vehicles must deliver goods to a set of customers while minimizing total travel distance and respecting constraints such as vehicle capacity. </w:t>
       </w:r>
     </w:p>
     <w:p>
-      <w:r>
+      <w:pPr>
+        <w:rPr>
+          <w:rFonts w:ascii="Times New Roman" w:hAnsi="Times New Roman" w:cs="Times New Roman"/>
+        </w:rPr>
+      </w:pPr>
+      <w:r>
+        <w:rPr>
+          <w:rFonts w:ascii="Times New Roman" w:hAnsi="Times New Roman" w:cs="Times New Roman"/>
+        </w:rPr>
         <w:t>VRP is computationally difficult and belongs to the class of NP-hard problems, meaning exact solutions become infeasible for large inputs. As a result, heuristic and approximation algorithms are commonly used. </w:t>
       </w:r>
     </w:p>
     <w:p>
-      <w:r>
+      <w:pPr>
+        <w:rPr>
+          <w:rFonts w:ascii="Times New Roman" w:hAnsi="Times New Roman" w:cs="Times New Roman"/>
+        </w:rPr>
+      </w:pPr>
+      <w:r>
+        <w:rPr>
+          <w:rFonts w:ascii="Times New Roman" w:hAnsi="Times New Roman" w:cs="Times New Roman"/>
+        </w:rPr>
         <w:t>In this project, we implemented and analyzed three approaches: </w:t>
       </w:r>
     </w:p>
@@ -1345,15 +1557,22 @@
           <w:ilvl w:val="0"/>
           <w:numId w:val="4"/>
         </w:numPr>
-      </w:pPr>
-      <w:r>
-        <w:rPr>
+        <w:rPr>
+          <w:rFonts w:ascii="Times New Roman" w:hAnsi="Times New Roman" w:cs="Times New Roman"/>
+        </w:rPr>
+      </w:pPr>
+      <w:r>
+        <w:rPr>
+          <w:rFonts w:ascii="Times New Roman" w:hAnsi="Times New Roman" w:cs="Times New Roman"/>
           <w:b/>
           <w:bCs/>
         </w:rPr>
         <w:t>Greedy Nearest Neighbor</w:t>
       </w:r>
       <w:r>
+        <w:rPr>
+          <w:rFonts w:ascii="Times New Roman" w:hAnsi="Times New Roman" w:cs="Times New Roman"/>
+        </w:rPr>
         <w:t> – constructs routes by repeatedly visiting the closest feasible customer  </w:t>
       </w:r>
     </w:p>
@@ -1363,15 +1582,22 @@
           <w:ilvl w:val="0"/>
           <w:numId w:val="5"/>
         </w:numPr>
-      </w:pPr>
-      <w:r>
-        <w:rPr>
+        <w:rPr>
+          <w:rFonts w:ascii="Times New Roman" w:hAnsi="Times New Roman" w:cs="Times New Roman"/>
+        </w:rPr>
+      </w:pPr>
+      <w:r>
+        <w:rPr>
+          <w:rFonts w:ascii="Times New Roman" w:hAnsi="Times New Roman" w:cs="Times New Roman"/>
           <w:b/>
           <w:bCs/>
         </w:rPr>
         <w:t>Clarke-Wright Savings Algorithm</w:t>
       </w:r>
       <w:r>
+        <w:rPr>
+          <w:rFonts w:ascii="Times New Roman" w:hAnsi="Times New Roman" w:cs="Times New Roman"/>
+        </w:rPr>
         <w:t> – builds routes by merging customers based on distance savings  </w:t>
       </w:r>
     </w:p>
@@ -1381,27 +1607,42 @@
           <w:ilvl w:val="0"/>
           <w:numId w:val="6"/>
         </w:numPr>
-      </w:pPr>
-      <w:r>
-        <w:rPr>
+        <w:rPr>
+          <w:rFonts w:ascii="Times New Roman" w:hAnsi="Times New Roman" w:cs="Times New Roman"/>
+        </w:rPr>
+      </w:pPr>
+      <w:r>
+        <w:rPr>
+          <w:rFonts w:ascii="Times New Roman" w:hAnsi="Times New Roman" w:cs="Times New Roman"/>
           <w:b/>
           <w:bCs/>
         </w:rPr>
         <w:t>Local Search (2-opt)</w:t>
       </w:r>
       <w:r>
+        <w:rPr>
+          <w:rFonts w:ascii="Times New Roman" w:hAnsi="Times New Roman" w:cs="Times New Roman"/>
+        </w:rPr>
         <w:t> – improves existing routes by iteratively reducing path length  </w:t>
       </w:r>
     </w:p>
     <w:p>
-      <w:r>
+      <w:pPr>
+        <w:rPr>
+          <w:rFonts w:ascii="Times New Roman" w:hAnsi="Times New Roman" w:cs="Times New Roman"/>
+        </w:rPr>
+      </w:pPr>
+      <w:r>
+        <w:rPr>
+          <w:rFonts w:ascii="Times New Roman" w:hAnsi="Times New Roman" w:cs="Times New Roman"/>
+        </w:rPr>
         <w:t>Greedy serves as a baseline method, while Clarke-Wright and Local Search aim to improve solution quality. </w:t>
       </w:r>
     </w:p>
     <w:p>
       <w:pPr>
         <w:rPr>
-          <w:rFonts w:asciiTheme="majorHAnsi" w:eastAsiaTheme="majorEastAsia" w:hAnsiTheme="majorHAnsi" w:cstheme="majorBidi"/>
+          <w:rFonts w:ascii="Times New Roman" w:eastAsiaTheme="majorEastAsia" w:hAnsi="Times New Roman" w:cs="Times New Roman"/>
           <w:b/>
           <w:bCs/>
           <w:color w:val="BF8F00" w:themeColor="accent1" w:themeShade="BF"/>
@@ -1411,6 +1652,7 @@
       </w:pPr>
       <w:r>
         <w:rPr>
+          <w:rFonts w:ascii="Times New Roman" w:hAnsi="Times New Roman" w:cs="Times New Roman"/>
           <w:b/>
           <w:bCs/>
         </w:rPr>
@@ -1422,6 +1664,7 @@
         <w:pStyle w:val="Heading1"/>
         <w:jc w:val="center"/>
         <w:rPr>
+          <w:rFonts w:ascii="Times New Roman" w:hAnsi="Times New Roman" w:cs="Times New Roman"/>
           <w:b/>
           <w:bCs/>
         </w:rPr>
@@ -1429,6 +1672,7 @@
       <w:bookmarkStart w:id="2" w:name="_Toc228149970"/>
       <w:r>
         <w:rPr>
+          <w:rFonts w:ascii="Times New Roman" w:hAnsi="Times New Roman" w:cs="Times New Roman"/>
           <w:b/>
           <w:bCs/>
         </w:rPr>
@@ -1438,7 +1682,15 @@
       <w:bookmarkEnd w:id="2"/>
     </w:p>
     <w:p>
-      <w:r>
+      <w:pPr>
+        <w:rPr>
+          <w:rFonts w:ascii="Times New Roman" w:hAnsi="Times New Roman" w:cs="Times New Roman"/>
+        </w:rPr>
+      </w:pPr>
+      <w:r>
+        <w:rPr>
+          <w:rFonts w:ascii="Times New Roman" w:hAnsi="Times New Roman" w:cs="Times New Roman"/>
+        </w:rPr>
         <w:t>The following research questions were defined prior to conducting experiments: </w:t>
       </w:r>
     </w:p>
@@ -1448,8 +1700,14 @@
           <w:ilvl w:val="0"/>
           <w:numId w:val="7"/>
         </w:numPr>
-      </w:pPr>
-      <w:r>
+        <w:rPr>
+          <w:rFonts w:ascii="Times New Roman" w:hAnsi="Times New Roman" w:cs="Times New Roman"/>
+        </w:rPr>
+      </w:pPr>
+      <w:r>
+        <w:rPr>
+          <w:rFonts w:ascii="Times New Roman" w:hAnsi="Times New Roman" w:cs="Times New Roman"/>
+        </w:rPr>
         <w:t>How does solution quality (total distance) compare between Greedy and Clarke-Wright?  </w:t>
       </w:r>
     </w:p>
@@ -1459,8 +1717,14 @@
           <w:ilvl w:val="0"/>
           <w:numId w:val="8"/>
         </w:numPr>
-      </w:pPr>
-      <w:r>
+        <w:rPr>
+          <w:rFonts w:ascii="Times New Roman" w:hAnsi="Times New Roman" w:cs="Times New Roman"/>
+        </w:rPr>
+      </w:pPr>
+      <w:r>
+        <w:rPr>
+          <w:rFonts w:ascii="Times New Roman" w:hAnsi="Times New Roman" w:cs="Times New Roman"/>
+        </w:rPr>
         <w:t>Does Local Search significantly improve the Greedy solution?  </w:t>
       </w:r>
     </w:p>
@@ -1470,8 +1734,14 @@
           <w:ilvl w:val="0"/>
           <w:numId w:val="9"/>
         </w:numPr>
-      </w:pPr>
-      <w:r>
+        <w:rPr>
+          <w:rFonts w:ascii="Times New Roman" w:hAnsi="Times New Roman" w:cs="Times New Roman"/>
+        </w:rPr>
+      </w:pPr>
+      <w:r>
+        <w:rPr>
+          <w:rFonts w:ascii="Times New Roman" w:hAnsi="Times New Roman" w:cs="Times New Roman"/>
+        </w:rPr>
         <w:t>How do the algorithms compare in terms of runtime efficiency?  </w:t>
       </w:r>
     </w:p>
@@ -1481,16 +1751,33 @@
           <w:ilvl w:val="0"/>
           <w:numId w:val="10"/>
         </w:numPr>
-      </w:pPr>
-      <w:r>
+        <w:rPr>
+          <w:rFonts w:ascii="Times New Roman" w:hAnsi="Times New Roman" w:cs="Times New Roman"/>
+        </w:rPr>
+      </w:pPr>
+      <w:r>
+        <w:rPr>
+          <w:rFonts w:ascii="Times New Roman" w:hAnsi="Times New Roman" w:cs="Times New Roman"/>
+        </w:rPr>
         <w:t>What trade-offs exist between solution quality and computational cost?  </w:t>
       </w:r>
     </w:p>
     <w:p>
-      <w:r>
+      <w:pPr>
+        <w:rPr>
+          <w:rFonts w:ascii="Times New Roman" w:hAnsi="Times New Roman" w:cs="Times New Roman"/>
+        </w:rPr>
+      </w:pPr>
+      <w:r>
+        <w:rPr>
+          <w:rFonts w:ascii="Times New Roman" w:hAnsi="Times New Roman" w:cs="Times New Roman"/>
+        </w:rPr>
         <w:t>Expectation: </w:t>
       </w:r>
       <w:r>
+        <w:rPr>
+          <w:rFonts w:ascii="Times New Roman" w:hAnsi="Times New Roman" w:cs="Times New Roman"/>
+        </w:rPr>
         <w:br/>
         <w:t>We expect Clarke-Wright to produce better routes than Greedy, and Local Search to further improve solutions at the cost of increased runtime. </w:t>
       </w:r>
@@ -1498,7 +1785,7 @@
     <w:p>
       <w:pPr>
         <w:rPr>
-          <w:rFonts w:asciiTheme="majorHAnsi" w:eastAsiaTheme="majorEastAsia" w:hAnsiTheme="majorHAnsi" w:cstheme="majorBidi"/>
+          <w:rFonts w:ascii="Times New Roman" w:eastAsiaTheme="majorEastAsia" w:hAnsi="Times New Roman" w:cs="Times New Roman"/>
           <w:b/>
           <w:bCs/>
           <w:color w:val="BF8F00" w:themeColor="accent1" w:themeShade="BF"/>
@@ -1508,6 +1795,7 @@
       </w:pPr>
       <w:r>
         <w:rPr>
+          <w:rFonts w:ascii="Times New Roman" w:hAnsi="Times New Roman" w:cs="Times New Roman"/>
           <w:b/>
           <w:bCs/>
         </w:rPr>
@@ -1523,6 +1811,7 @@
         </w:numPr>
         <w:jc w:val="center"/>
         <w:rPr>
+          <w:rFonts w:ascii="Times New Roman" w:hAnsi="Times New Roman" w:cs="Times New Roman"/>
           <w:b/>
           <w:bCs/>
         </w:rPr>
@@ -1530,6 +1819,7 @@
       <w:bookmarkStart w:id="3" w:name="_Toc228149971"/>
       <w:r>
         <w:rPr>
+          <w:rFonts w:ascii="Times New Roman" w:hAnsi="Times New Roman" w:cs="Times New Roman"/>
           <w:b/>
           <w:bCs/>
         </w:rPr>
@@ -1541,34 +1831,56 @@
     <w:p>
       <w:pPr>
         <w:pStyle w:val="Heading2"/>
+        <w:rPr>
+          <w:rFonts w:ascii="Times New Roman" w:hAnsi="Times New Roman" w:cs="Times New Roman"/>
+        </w:rPr>
       </w:pPr>
       <w:bookmarkStart w:id="4" w:name="_Toc228149972"/>
       <w:r>
+        <w:rPr>
+          <w:rFonts w:ascii="Times New Roman" w:hAnsi="Times New Roman" w:cs="Times New Roman"/>
+        </w:rPr>
         <w:t>Implementation</w:t>
       </w:r>
       <w:bookmarkEnd w:id="4"/>
       <w:r>
+        <w:rPr>
+          <w:rFonts w:ascii="Times New Roman" w:hAnsi="Times New Roman" w:cs="Times New Roman"/>
+        </w:rPr>
         <w:t> </w:t>
       </w:r>
     </w:p>
     <w:p>
       <w:pPr>
         <w:ind w:left="360"/>
-      </w:pPr>
-      <w:r>
+        <w:rPr>
+          <w:rFonts w:ascii="Times New Roman" w:hAnsi="Times New Roman" w:cs="Times New Roman"/>
+        </w:rPr>
+      </w:pPr>
+      <w:r>
+        <w:rPr>
+          <w:rFonts w:ascii="Times New Roman" w:hAnsi="Times New Roman" w:cs="Times New Roman"/>
+        </w:rPr>
         <w:t>All algorithms were implemented in </w:t>
       </w:r>
       <w:r>
         <w:rPr>
+          <w:rFonts w:ascii="Times New Roman" w:hAnsi="Times New Roman" w:cs="Times New Roman"/>
           <w:b/>
           <w:bCs/>
         </w:rPr>
         <w:t>C++</w:t>
       </w:r>
       <w:r>
+        <w:rPr>
+          <w:rFonts w:ascii="Times New Roman" w:hAnsi="Times New Roman" w:cs="Times New Roman"/>
+        </w:rPr>
         <w:t xml:space="preserve"> </w:t>
       </w:r>
       <w:r>
+        <w:rPr>
+          <w:rFonts w:ascii="Times New Roman" w:hAnsi="Times New Roman" w:cs="Times New Roman"/>
+        </w:rPr>
         <w:t>using modular files: </w:t>
       </w:r>
     </w:p>
@@ -1578,14 +1890,26 @@
           <w:ilvl w:val="0"/>
           <w:numId w:val="11"/>
         </w:numPr>
-      </w:pPr>
-      <w:r>
+        <w:rPr>
+          <w:rFonts w:ascii="Times New Roman" w:hAnsi="Times New Roman" w:cs="Times New Roman"/>
+        </w:rPr>
+      </w:pPr>
+      <w:r>
+        <w:rPr>
+          <w:rFonts w:ascii="Times New Roman" w:hAnsi="Times New Roman" w:cs="Times New Roman"/>
+        </w:rPr>
         <w:t>greedy.</w:t>
       </w:r>
       <w:r>
+        <w:rPr>
+          <w:rFonts w:ascii="Times New Roman" w:hAnsi="Times New Roman" w:cs="Times New Roman"/>
+        </w:rPr>
         <w:t>cpp</w:t>
       </w:r>
       <w:r>
+        <w:rPr>
+          <w:rFonts w:ascii="Times New Roman" w:hAnsi="Times New Roman" w:cs="Times New Roman"/>
+        </w:rPr>
         <w:t>  </w:t>
       </w:r>
     </w:p>
@@ -1595,14 +1919,26 @@
           <w:ilvl w:val="0"/>
           <w:numId w:val="12"/>
         </w:numPr>
-      </w:pPr>
-      <w:r>
+        <w:rPr>
+          <w:rFonts w:ascii="Times New Roman" w:hAnsi="Times New Roman" w:cs="Times New Roman"/>
+        </w:rPr>
+      </w:pPr>
+      <w:r>
+        <w:rPr>
+          <w:rFonts w:ascii="Times New Roman" w:hAnsi="Times New Roman" w:cs="Times New Roman"/>
+        </w:rPr>
         <w:t>clarke_wright.</w:t>
       </w:r>
       <w:r>
+        <w:rPr>
+          <w:rFonts w:ascii="Times New Roman" w:hAnsi="Times New Roman" w:cs="Times New Roman"/>
+        </w:rPr>
         <w:t>cpp</w:t>
       </w:r>
       <w:r>
+        <w:rPr>
+          <w:rFonts w:ascii="Times New Roman" w:hAnsi="Times New Roman" w:cs="Times New Roman"/>
+        </w:rPr>
         <w:t>  </w:t>
       </w:r>
     </w:p>
@@ -1612,14 +1948,26 @@
           <w:ilvl w:val="0"/>
           <w:numId w:val="13"/>
         </w:numPr>
-      </w:pPr>
-      <w:r>
+        <w:rPr>
+          <w:rFonts w:ascii="Times New Roman" w:hAnsi="Times New Roman" w:cs="Times New Roman"/>
+        </w:rPr>
+      </w:pPr>
+      <w:r>
+        <w:rPr>
+          <w:rFonts w:ascii="Times New Roman" w:hAnsi="Times New Roman" w:cs="Times New Roman"/>
+        </w:rPr>
         <w:t>local_search.</w:t>
       </w:r>
       <w:r>
+        <w:rPr>
+          <w:rFonts w:ascii="Times New Roman" w:hAnsi="Times New Roman" w:cs="Times New Roman"/>
+        </w:rPr>
         <w:t>cpp</w:t>
       </w:r>
       <w:r>
+        <w:rPr>
+          <w:rFonts w:ascii="Times New Roman" w:hAnsi="Times New Roman" w:cs="Times New Roman"/>
+        </w:rPr>
         <w:t> </w:t>
       </w:r>
     </w:p>
@@ -1629,43 +1977,76 @@
           <w:ilvl w:val="0"/>
           <w:numId w:val="14"/>
         </w:numPr>
-      </w:pPr>
-      <w:r>
+        <w:rPr>
+          <w:rFonts w:ascii="Times New Roman" w:hAnsi="Times New Roman" w:cs="Times New Roman"/>
+        </w:rPr>
+      </w:pPr>
+      <w:r>
+        <w:rPr>
+          <w:rFonts w:ascii="Times New Roman" w:hAnsi="Times New Roman" w:cs="Times New Roman"/>
+        </w:rPr>
         <w:t>run_experiments.</w:t>
       </w:r>
       <w:r>
+        <w:rPr>
+          <w:rFonts w:ascii="Times New Roman" w:hAnsi="Times New Roman" w:cs="Times New Roman"/>
+        </w:rPr>
         <w:t>cpp</w:t>
       </w:r>
       <w:r>
+        <w:rPr>
+          <w:rFonts w:ascii="Times New Roman" w:hAnsi="Times New Roman" w:cs="Times New Roman"/>
+        </w:rPr>
         <w:t> </w:t>
       </w:r>
     </w:p>
     <w:p>
       <w:pPr>
         <w:ind w:left="360"/>
-      </w:pPr>
-      <w:r>
+        <w:rPr>
+          <w:rFonts w:ascii="Times New Roman" w:hAnsi="Times New Roman" w:cs="Times New Roman"/>
+        </w:rPr>
+      </w:pPr>
+      <w:r>
+        <w:rPr>
+          <w:rFonts w:ascii="Times New Roman" w:hAnsi="Times New Roman" w:cs="Times New Roman"/>
+        </w:rPr>
         <w:t> </w:t>
       </w:r>
     </w:p>
     <w:p>
       <w:pPr>
         <w:pStyle w:val="Heading2"/>
+        <w:rPr>
+          <w:rFonts w:ascii="Times New Roman" w:hAnsi="Times New Roman" w:cs="Times New Roman"/>
+        </w:rPr>
       </w:pPr>
       <w:bookmarkStart w:id="5" w:name="_Toc228149973"/>
       <w:r>
+        <w:rPr>
+          <w:rFonts w:ascii="Times New Roman" w:hAnsi="Times New Roman" w:cs="Times New Roman"/>
+        </w:rPr>
         <w:t>Dataset</w:t>
       </w:r>
       <w:bookmarkEnd w:id="5"/>
       <w:r>
+        <w:rPr>
+          <w:rFonts w:ascii="Times New Roman" w:hAnsi="Times New Roman" w:cs="Times New Roman"/>
+        </w:rPr>
         <w:t> </w:t>
       </w:r>
     </w:p>
     <w:p>
       <w:pPr>
         <w:ind w:left="360"/>
-      </w:pPr>
-      <w:r>
+        <w:rPr>
+          <w:rFonts w:ascii="Times New Roman" w:hAnsi="Times New Roman" w:cs="Times New Roman"/>
+        </w:rPr>
+      </w:pPr>
+      <w:r>
+        <w:rPr>
+          <w:rFonts w:ascii="Times New Roman" w:hAnsi="Times New Roman" w:cs="Times New Roman"/>
+        </w:rPr>
         <w:t>We used a standard Solomon benchmark dataset: </w:t>
       </w:r>
     </w:p>
@@ -1675,8 +2056,14 @@
           <w:ilvl w:val="0"/>
           <w:numId w:val="15"/>
         </w:numPr>
-      </w:pPr>
-      <w:r>
+        <w:rPr>
+          <w:rFonts w:ascii="Times New Roman" w:hAnsi="Times New Roman" w:cs="Times New Roman"/>
+        </w:rPr>
+      </w:pPr>
+      <w:r>
+        <w:rPr>
+          <w:rFonts w:ascii="Times New Roman" w:hAnsi="Times New Roman" w:cs="Times New Roman"/>
+        </w:rPr>
         <w:t>Dataset: C101.txt and other data sets.  </w:t>
       </w:r>
     </w:p>
@@ -1686,16 +2073,28 @@
           <w:ilvl w:val="0"/>
           <w:numId w:val="16"/>
         </w:numPr>
-      </w:pPr>
-      <w:r>
+        <w:rPr>
+          <w:rFonts w:ascii="Times New Roman" w:hAnsi="Times New Roman" w:cs="Times New Roman"/>
+        </w:rPr>
+      </w:pPr>
+      <w:r>
+        <w:rPr>
+          <w:rFonts w:ascii="Times New Roman" w:hAnsi="Times New Roman" w:cs="Times New Roman"/>
+        </w:rPr>
         <w:t xml:space="preserve">Number of customers: C101 </w:t>
       </w:r>
       <w:proofErr w:type="gramStart"/>
       <w:r>
+        <w:rPr>
+          <w:rFonts w:ascii="Times New Roman" w:hAnsi="Times New Roman" w:cs="Times New Roman"/>
+        </w:rPr>
         <w:t>uses</w:t>
       </w:r>
       <w:proofErr w:type="gramEnd"/>
       <w:r>
+        <w:rPr>
+          <w:rFonts w:ascii="Times New Roman" w:hAnsi="Times New Roman" w:cs="Times New Roman"/>
+        </w:rPr>
         <w:t xml:space="preserve"> 100 customers.   </w:t>
       </w:r>
     </w:p>
@@ -1705,8 +2104,14 @@
           <w:ilvl w:val="0"/>
           <w:numId w:val="17"/>
         </w:numPr>
-      </w:pPr>
-      <w:r>
+        <w:rPr>
+          <w:rFonts w:ascii="Times New Roman" w:hAnsi="Times New Roman" w:cs="Times New Roman"/>
+        </w:rPr>
+      </w:pPr>
+      <w:r>
+        <w:rPr>
+          <w:rFonts w:ascii="Times New Roman" w:hAnsi="Times New Roman" w:cs="Times New Roman"/>
+        </w:rPr>
         <w:t>Depot location: included in dataset  </w:t>
       </w:r>
     </w:p>
@@ -1716,37 +2121,64 @@
           <w:ilvl w:val="0"/>
           <w:numId w:val="18"/>
         </w:numPr>
-      </w:pPr>
-      <w:r>
+        <w:rPr>
+          <w:rFonts w:ascii="Times New Roman" w:hAnsi="Times New Roman" w:cs="Times New Roman"/>
+        </w:rPr>
+      </w:pPr>
+      <w:r>
+        <w:rPr>
+          <w:rFonts w:ascii="Times New Roman" w:hAnsi="Times New Roman" w:cs="Times New Roman"/>
+        </w:rPr>
         <w:t>Customer demands and coordinates provided  </w:t>
       </w:r>
     </w:p>
     <w:p>
       <w:pPr>
         <w:ind w:left="360"/>
-      </w:pPr>
-      <w:r>
+        <w:rPr>
+          <w:rFonts w:ascii="Times New Roman" w:hAnsi="Times New Roman" w:cs="Times New Roman"/>
+        </w:rPr>
+      </w:pPr>
+      <w:r>
+        <w:rPr>
+          <w:rFonts w:ascii="Times New Roman" w:hAnsi="Times New Roman" w:cs="Times New Roman"/>
+        </w:rPr>
         <w:t> </w:t>
       </w:r>
     </w:p>
     <w:p>
       <w:pPr>
         <w:pStyle w:val="Heading2"/>
+        <w:rPr>
+          <w:rFonts w:ascii="Times New Roman" w:hAnsi="Times New Roman" w:cs="Times New Roman"/>
+        </w:rPr>
       </w:pPr>
       <w:bookmarkStart w:id="6" w:name="_Toc228149974"/>
       <w:r>
+        <w:rPr>
+          <w:rFonts w:ascii="Times New Roman" w:hAnsi="Times New Roman" w:cs="Times New Roman"/>
+        </w:rPr>
         <w:t>Performance Metrics</w:t>
       </w:r>
       <w:bookmarkEnd w:id="6"/>
       <w:r>
+        <w:rPr>
+          <w:rFonts w:ascii="Times New Roman" w:hAnsi="Times New Roman" w:cs="Times New Roman"/>
+        </w:rPr>
         <w:t> </w:t>
       </w:r>
     </w:p>
     <w:p>
       <w:pPr>
         <w:ind w:left="360"/>
-      </w:pPr>
-      <w:r>
+        <w:rPr>
+          <w:rFonts w:ascii="Times New Roman" w:hAnsi="Times New Roman" w:cs="Times New Roman"/>
+        </w:rPr>
+      </w:pPr>
+      <w:r>
+        <w:rPr>
+          <w:rFonts w:ascii="Times New Roman" w:hAnsi="Times New Roman" w:cs="Times New Roman"/>
+        </w:rPr>
         <w:t>We evaluated each algorithm using: </w:t>
       </w:r>
     </w:p>
@@ -1756,8 +2188,14 @@
           <w:ilvl w:val="0"/>
           <w:numId w:val="19"/>
         </w:numPr>
-      </w:pPr>
-      <w:r>
+        <w:rPr>
+          <w:rFonts w:ascii="Times New Roman" w:hAnsi="Times New Roman" w:cs="Times New Roman"/>
+        </w:rPr>
+      </w:pPr>
+      <w:r>
+        <w:rPr>
+          <w:rFonts w:ascii="Times New Roman" w:hAnsi="Times New Roman" w:cs="Times New Roman"/>
+        </w:rPr>
         <w:t>Total route distance  </w:t>
       </w:r>
     </w:p>
@@ -1767,8 +2205,14 @@
           <w:ilvl w:val="0"/>
           <w:numId w:val="20"/>
         </w:numPr>
-      </w:pPr>
-      <w:r>
+        <w:rPr>
+          <w:rFonts w:ascii="Times New Roman" w:hAnsi="Times New Roman" w:cs="Times New Roman"/>
+        </w:rPr>
+      </w:pPr>
+      <w:r>
+        <w:rPr>
+          <w:rFonts w:ascii="Times New Roman" w:hAnsi="Times New Roman" w:cs="Times New Roman"/>
+        </w:rPr>
         <w:t>Number of vehicles used  </w:t>
       </w:r>
     </w:p>
@@ -1778,74 +2222,106 @@
           <w:ilvl w:val="0"/>
           <w:numId w:val="21"/>
         </w:numPr>
-      </w:pPr>
-      <w:r>
+        <w:rPr>
+          <w:rFonts w:ascii="Times New Roman" w:hAnsi="Times New Roman" w:cs="Times New Roman"/>
+        </w:rPr>
+      </w:pPr>
+      <w:r>
+        <w:rPr>
+          <w:rFonts w:ascii="Times New Roman" w:hAnsi="Times New Roman" w:cs="Times New Roman"/>
+        </w:rPr>
         <w:t>Execution time (seconds) </w:t>
       </w:r>
     </w:p>
     <w:p>
       <w:pPr>
         <w:ind w:left="360"/>
-      </w:pPr>
-      <w:r>
-        <w:t> </w:t>
-      </w:r>
+        <w:rPr>
+          <w:rFonts w:ascii="Times New Roman" w:hAnsi="Times New Roman" w:cs="Times New Roman"/>
+        </w:rPr>
+      </w:pPr>
     </w:p>
     <w:p>
       <w:pPr>
         <w:ind w:left="360"/>
+        <w:rPr>
+          <w:rFonts w:ascii="Times New Roman" w:hAnsi="Times New Roman" w:cs="Times New Roman"/>
+        </w:rPr>
       </w:pPr>
     </w:p>
     <w:p>
       <w:pPr>
         <w:ind w:left="360"/>
+        <w:rPr>
+          <w:rFonts w:ascii="Times New Roman" w:hAnsi="Times New Roman" w:cs="Times New Roman"/>
+        </w:rPr>
       </w:pPr>
     </w:p>
     <w:p>
       <w:pPr>
         <w:ind w:left="360"/>
+        <w:rPr>
+          <w:rFonts w:ascii="Times New Roman" w:hAnsi="Times New Roman" w:cs="Times New Roman"/>
+        </w:rPr>
+      </w:pPr>
+    </w:p>
+    <w:p>
+      <w:pPr>
+        <w:ind w:left="360"/>
+        <w:rPr>
+          <w:rFonts w:ascii="Times New Roman" w:hAnsi="Times New Roman" w:cs="Times New Roman"/>
+        </w:rPr>
       </w:pPr>
     </w:p>
     <w:p>
       <w:pPr>
         <w:pStyle w:val="Heading2"/>
+        <w:rPr>
+          <w:rFonts w:ascii="Times New Roman" w:hAnsi="Times New Roman" w:cs="Times New Roman"/>
+        </w:rPr>
       </w:pPr>
       <w:bookmarkStart w:id="7" w:name="_Toc228149975"/>
       <w:r>
+        <w:rPr>
+          <w:rFonts w:ascii="Times New Roman" w:hAnsi="Times New Roman" w:cs="Times New Roman"/>
+        </w:rPr>
         <w:lastRenderedPageBreak/>
         <w:t>Baseline Method</w:t>
       </w:r>
       <w:bookmarkEnd w:id="7"/>
       <w:r>
+        <w:rPr>
+          <w:rFonts w:ascii="Times New Roman" w:hAnsi="Times New Roman" w:cs="Times New Roman"/>
+        </w:rPr>
         <w:t> </w:t>
       </w:r>
     </w:p>
     <w:p>
       <w:pPr>
         <w:ind w:left="360"/>
-      </w:pPr>
-      <w:r>
+        <w:rPr>
+          <w:rFonts w:ascii="Times New Roman" w:hAnsi="Times New Roman" w:cs="Times New Roman"/>
+        </w:rPr>
+      </w:pPr>
+      <w:r>
+        <w:rPr>
+          <w:rFonts w:ascii="Times New Roman" w:hAnsi="Times New Roman" w:cs="Times New Roman"/>
+        </w:rPr>
         <w:t>A brute-force solution was not implemented due to exponential complexity. Instead, the Greedy algorithm serves as a baseline for comparison. </w:t>
       </w:r>
     </w:p>
     <w:p>
       <w:pPr>
         <w:ind w:left="360"/>
-      </w:pPr>
-      <w:r>
-        <w:t>System Specifications: </w:t>
-      </w:r>
-      <w:r>
-        <w:t>Based upon</w:t>
-      </w:r>
-      <w:r>
-        <w:t xml:space="preserve"> Noah Bogges</w:t>
-      </w:r>
-      <w:r>
-        <w:t xml:space="preserve">s’s </w:t>
-      </w:r>
-      <w:r>
-        <w:t>personal laptop. </w:t>
+        <w:rPr>
+          <w:rFonts w:ascii="Times New Roman" w:hAnsi="Times New Roman" w:cs="Times New Roman"/>
+        </w:rPr>
+      </w:pPr>
+      <w:r>
+        <w:rPr>
+          <w:rFonts w:ascii="Times New Roman" w:hAnsi="Times New Roman" w:cs="Times New Roman"/>
+        </w:rPr>
+        <w:t>System Specifications: Based upon Noah Boggess’s personal laptop. </w:t>
       </w:r>
     </w:p>
     <w:p>
@@ -1854,16 +2330,28 @@
           <w:ilvl w:val="0"/>
           <w:numId w:val="22"/>
         </w:numPr>
-      </w:pPr>
-      <w:r>
+        <w:rPr>
+          <w:rFonts w:ascii="Times New Roman" w:hAnsi="Times New Roman" w:cs="Times New Roman"/>
+        </w:rPr>
+      </w:pPr>
+      <w:r>
+        <w:rPr>
+          <w:rFonts w:ascii="Times New Roman" w:hAnsi="Times New Roman" w:cs="Times New Roman"/>
+        </w:rPr>
         <w:t>CPU: 11th Gen Intel Core i9-11900</w:t>
       </w:r>
       <w:proofErr w:type="gramStart"/>
       <w:r>
+        <w:rPr>
+          <w:rFonts w:ascii="Times New Roman" w:hAnsi="Times New Roman" w:cs="Times New Roman"/>
+        </w:rPr>
         <w:t>H @</w:t>
       </w:r>
       <w:proofErr w:type="gramEnd"/>
       <w:r>
+        <w:rPr>
+          <w:rFonts w:ascii="Times New Roman" w:hAnsi="Times New Roman" w:cs="Times New Roman"/>
+        </w:rPr>
         <w:t xml:space="preserve"> 2.50 GHz (8 cores, 16 threads) </w:t>
       </w:r>
     </w:p>
@@ -1873,8 +2361,14 @@
           <w:ilvl w:val="0"/>
           <w:numId w:val="23"/>
         </w:numPr>
-      </w:pPr>
-      <w:r>
+        <w:rPr>
+          <w:rFonts w:ascii="Times New Roman" w:hAnsi="Times New Roman" w:cs="Times New Roman"/>
+        </w:rPr>
+      </w:pPr>
+      <w:r>
+        <w:rPr>
+          <w:rFonts w:ascii="Times New Roman" w:hAnsi="Times New Roman" w:cs="Times New Roman"/>
+        </w:rPr>
         <w:t>RAM: 32 GB </w:t>
       </w:r>
     </w:p>
@@ -1884,23 +2378,36 @@
           <w:ilvl w:val="0"/>
           <w:numId w:val="24"/>
         </w:numPr>
-      </w:pPr>
-      <w:r>
+        <w:rPr>
+          <w:rFonts w:ascii="Times New Roman" w:hAnsi="Times New Roman" w:cs="Times New Roman"/>
+        </w:rPr>
+      </w:pPr>
+      <w:r>
+        <w:rPr>
+          <w:rFonts w:ascii="Times New Roman" w:hAnsi="Times New Roman" w:cs="Times New Roman"/>
+        </w:rPr>
         <w:t>OS: Windows 11 </w:t>
       </w:r>
     </w:p>
     <w:p>
       <w:pPr>
         <w:ind w:left="360"/>
-      </w:pPr>
-      <w:r>
-        <w:rPr>
+        <w:rPr>
+          <w:rFonts w:ascii="Times New Roman" w:hAnsi="Times New Roman" w:cs="Times New Roman"/>
+        </w:rPr>
+      </w:pPr>
+      <w:r>
+        <w:rPr>
+          <w:rFonts w:ascii="Times New Roman" w:hAnsi="Times New Roman" w:cs="Times New Roman"/>
           <w:b/>
           <w:bCs/>
         </w:rPr>
         <w:t>Experiment Procedure</w:t>
       </w:r>
       <w:r>
+        <w:rPr>
+          <w:rFonts w:ascii="Times New Roman" w:hAnsi="Times New Roman" w:cs="Times New Roman"/>
+        </w:rPr>
         <w:t> </w:t>
       </w:r>
     </w:p>
@@ -1910,8 +2417,14 @@
           <w:ilvl w:val="0"/>
           <w:numId w:val="25"/>
         </w:numPr>
-      </w:pPr>
-      <w:r>
+        <w:rPr>
+          <w:rFonts w:ascii="Times New Roman" w:hAnsi="Times New Roman" w:cs="Times New Roman"/>
+        </w:rPr>
+      </w:pPr>
+      <w:r>
+        <w:rPr>
+          <w:rFonts w:ascii="Times New Roman" w:hAnsi="Times New Roman" w:cs="Times New Roman"/>
+        </w:rPr>
         <w:t>Load dataset  </w:t>
       </w:r>
     </w:p>
@@ -1921,8 +2434,14 @@
           <w:ilvl w:val="0"/>
           <w:numId w:val="26"/>
         </w:numPr>
-      </w:pPr>
-      <w:r>
+        <w:rPr>
+          <w:rFonts w:ascii="Times New Roman" w:hAnsi="Times New Roman" w:cs="Times New Roman"/>
+        </w:rPr>
+      </w:pPr>
+      <w:r>
+        <w:rPr>
+          <w:rFonts w:ascii="Times New Roman" w:hAnsi="Times New Roman" w:cs="Times New Roman"/>
+        </w:rPr>
         <w:t>Run Greedy algorithm  </w:t>
       </w:r>
     </w:p>
@@ -1932,8 +2451,14 @@
           <w:ilvl w:val="0"/>
           <w:numId w:val="27"/>
         </w:numPr>
-      </w:pPr>
-      <w:r>
+        <w:rPr>
+          <w:rFonts w:ascii="Times New Roman" w:hAnsi="Times New Roman" w:cs="Times New Roman"/>
+        </w:rPr>
+      </w:pPr>
+      <w:r>
+        <w:rPr>
+          <w:rFonts w:ascii="Times New Roman" w:hAnsi="Times New Roman" w:cs="Times New Roman"/>
+        </w:rPr>
         <w:t>Run Clarke-Wright algorithm  </w:t>
       </w:r>
     </w:p>
@@ -1943,8 +2468,14 @@
           <w:ilvl w:val="0"/>
           <w:numId w:val="28"/>
         </w:numPr>
-      </w:pPr>
-      <w:r>
+        <w:rPr>
+          <w:rFonts w:ascii="Times New Roman" w:hAnsi="Times New Roman" w:cs="Times New Roman"/>
+        </w:rPr>
+      </w:pPr>
+      <w:r>
+        <w:rPr>
+          <w:rFonts w:ascii="Times New Roman" w:hAnsi="Times New Roman" w:cs="Times New Roman"/>
+        </w:rPr>
         <w:t>Apply Local Search to Greedy solution  </w:t>
       </w:r>
     </w:p>
@@ -1954,8 +2485,14 @@
           <w:ilvl w:val="0"/>
           <w:numId w:val="29"/>
         </w:numPr>
-      </w:pPr>
-      <w:r>
+        <w:rPr>
+          <w:rFonts w:ascii="Times New Roman" w:hAnsi="Times New Roman" w:cs="Times New Roman"/>
+        </w:rPr>
+      </w:pPr>
+      <w:r>
+        <w:rPr>
+          <w:rFonts w:ascii="Times New Roman" w:hAnsi="Times New Roman" w:cs="Times New Roman"/>
+        </w:rPr>
         <w:t>Measure runtime and total distance  </w:t>
       </w:r>
     </w:p>
@@ -1965,96 +2502,168 @@
           <w:ilvl w:val="0"/>
           <w:numId w:val="30"/>
         </w:numPr>
-      </w:pPr>
-      <w:r>
+        <w:rPr>
+          <w:rFonts w:ascii="Times New Roman" w:hAnsi="Times New Roman" w:cs="Times New Roman"/>
+        </w:rPr>
+      </w:pPr>
+      <w:r>
+        <w:rPr>
+          <w:rFonts w:ascii="Times New Roman" w:hAnsi="Times New Roman" w:cs="Times New Roman"/>
+        </w:rPr>
         <w:t>Compare results </w:t>
       </w:r>
     </w:p>
     <w:p>
       <w:pPr>
         <w:ind w:left="360"/>
-      </w:pPr>
-      <w:r>
+        <w:rPr>
+          <w:rFonts w:ascii="Times New Roman" w:hAnsi="Times New Roman" w:cs="Times New Roman"/>
+        </w:rPr>
+      </w:pPr>
+      <w:r>
+        <w:rPr>
+          <w:rFonts w:ascii="Times New Roman" w:hAnsi="Times New Roman" w:cs="Times New Roman"/>
+        </w:rPr>
         <w:t> </w:t>
       </w:r>
     </w:p>
     <w:p>
       <w:pPr>
         <w:ind w:left="360"/>
-      </w:pPr>
-      <w:r>
+        <w:rPr>
+          <w:rFonts w:ascii="Times New Roman" w:hAnsi="Times New Roman" w:cs="Times New Roman"/>
+        </w:rPr>
+      </w:pPr>
+      <w:r>
+        <w:rPr>
+          <w:rFonts w:ascii="Times New Roman" w:hAnsi="Times New Roman" w:cs="Times New Roman"/>
+        </w:rPr>
         <w:t>============================================================ </w:t>
       </w:r>
     </w:p>
     <w:p>
       <w:pPr>
         <w:ind w:left="360"/>
-      </w:pPr>
-      <w:r>
+        <w:rPr>
+          <w:rFonts w:ascii="Times New Roman" w:hAnsi="Times New Roman" w:cs="Times New Roman"/>
+        </w:rPr>
+      </w:pPr>
+      <w:r>
+        <w:rPr>
+          <w:rFonts w:ascii="Times New Roman" w:hAnsi="Times New Roman" w:cs="Times New Roman"/>
+        </w:rPr>
         <w:t>SUMMARY COMPARISON </w:t>
       </w:r>
     </w:p>
     <w:p>
       <w:pPr>
         <w:ind w:left="360"/>
-      </w:pPr>
-      <w:r>
+        <w:rPr>
+          <w:rFonts w:ascii="Times New Roman" w:hAnsi="Times New Roman" w:cs="Times New Roman"/>
+        </w:rPr>
+      </w:pPr>
+      <w:r>
+        <w:rPr>
+          <w:rFonts w:ascii="Times New Roman" w:hAnsi="Times New Roman" w:cs="Times New Roman"/>
+        </w:rPr>
         <w:t>============================================================ </w:t>
       </w:r>
     </w:p>
     <w:p>
       <w:pPr>
         <w:ind w:left="360"/>
-      </w:pPr>
-      <w:r>
+        <w:rPr>
+          <w:rFonts w:ascii="Times New Roman" w:hAnsi="Times New Roman" w:cs="Times New Roman"/>
+        </w:rPr>
+      </w:pPr>
+      <w:r>
+        <w:rPr>
+          <w:rFonts w:ascii="Times New Roman" w:hAnsi="Times New Roman" w:cs="Times New Roman"/>
+        </w:rPr>
         <w:t>Algorithm                        Distance   Vehicles   Time (s) </w:t>
       </w:r>
     </w:p>
     <w:p>
       <w:pPr>
         <w:ind w:left="360"/>
-      </w:pPr>
-      <w:r>
+        <w:rPr>
+          <w:rFonts w:ascii="Times New Roman" w:hAnsi="Times New Roman" w:cs="Times New Roman"/>
+        </w:rPr>
+      </w:pPr>
+      <w:r>
+        <w:rPr>
+          <w:rFonts w:ascii="Times New Roman" w:hAnsi="Times New Roman" w:cs="Times New Roman"/>
+        </w:rPr>
         <w:t>------------------------------------------------------------ </w:t>
       </w:r>
     </w:p>
     <w:p>
       <w:pPr>
         <w:ind w:left="360"/>
-      </w:pPr>
-      <w:r>
+        <w:rPr>
+          <w:rFonts w:ascii="Times New Roman" w:hAnsi="Times New Roman" w:cs="Times New Roman"/>
+        </w:rPr>
+      </w:pPr>
+      <w:r>
+        <w:rPr>
+          <w:rFonts w:ascii="Times New Roman" w:hAnsi="Times New Roman" w:cs="Times New Roman"/>
+        </w:rPr>
         <w:t>Greedy Nearest Neighbor           1311.50         10   0.001298 </w:t>
       </w:r>
     </w:p>
     <w:p>
       <w:pPr>
         <w:ind w:left="360"/>
-      </w:pPr>
-      <w:r>
+        <w:rPr>
+          <w:rFonts w:ascii="Times New Roman" w:hAnsi="Times New Roman" w:cs="Times New Roman"/>
+        </w:rPr>
+      </w:pPr>
+      <w:r>
+        <w:rPr>
+          <w:rFonts w:ascii="Times New Roman" w:hAnsi="Times New Roman" w:cs="Times New Roman"/>
+        </w:rPr>
         <w:t>Clarke-Wright Savings              833.51         10   0.015751 </w:t>
       </w:r>
     </w:p>
     <w:p>
       <w:pPr>
         <w:ind w:left="360"/>
-      </w:pPr>
-      <w:r>
+        <w:rPr>
+          <w:rFonts w:ascii="Times New Roman" w:hAnsi="Times New Roman" w:cs="Times New Roman"/>
+        </w:rPr>
+      </w:pPr>
+      <w:r>
+        <w:rPr>
+          <w:rFonts w:ascii="Times New Roman" w:hAnsi="Times New Roman" w:cs="Times New Roman"/>
+        </w:rPr>
         <w:t>Local Search (2-</w:t>
       </w:r>
       <w:proofErr w:type="gramStart"/>
       <w:r>
+        <w:rPr>
+          <w:rFonts w:ascii="Times New Roman" w:hAnsi="Times New Roman" w:cs="Times New Roman"/>
+        </w:rPr>
         <w:t>opt)   </w:t>
       </w:r>
       <w:proofErr w:type="gramEnd"/>
       <w:r>
+        <w:rPr>
+          <w:rFonts w:ascii="Times New Roman" w:hAnsi="Times New Roman" w:cs="Times New Roman"/>
+        </w:rPr>
         <w:t>           1239.44         10   0.007533 </w:t>
       </w:r>
     </w:p>
     <w:p>
       <w:pPr>
         <w:ind w:left="360"/>
-      </w:pPr>
-      <w:r>
+        <w:rPr>
+          <w:rFonts w:ascii="Times New Roman" w:hAnsi="Times New Roman" w:cs="Times New Roman"/>
+        </w:rPr>
+      </w:pPr>
+      <w:r>
+        <w:rPr>
+          <w:rFonts w:ascii="Times New Roman" w:hAnsi="Times New Roman" w:cs="Times New Roman"/>
+        </w:rPr>
         <w:t>------------------------------------------------------------ </w:t>
       </w:r>
     </w:p>
@@ -2064,18 +2673,28 @@
           <w:ilvl w:val="0"/>
           <w:numId w:val="31"/>
         </w:numPr>
-      </w:pPr>
-      <w:r>
+        <w:rPr>
+          <w:rFonts w:ascii="Times New Roman" w:hAnsi="Times New Roman" w:cs="Times New Roman"/>
+        </w:rPr>
+      </w:pPr>
+      <w:r>
+        <w:rPr>
+          <w:rFonts w:ascii="Times New Roman" w:hAnsi="Times New Roman" w:cs="Times New Roman"/>
+        </w:rPr>
         <w:t>Clarke-Wright vs Greedy: </w:t>
       </w:r>
       <w:r>
         <w:rPr>
+          <w:rFonts w:ascii="Times New Roman" w:hAnsi="Times New Roman" w:cs="Times New Roman"/>
           <w:b/>
           <w:bCs/>
         </w:rPr>
         <w:t>36.45% improvement</w:t>
       </w:r>
       <w:r>
+        <w:rPr>
+          <w:rFonts w:ascii="Times New Roman" w:hAnsi="Times New Roman" w:cs="Times New Roman"/>
+        </w:rPr>
         <w:t>  </w:t>
       </w:r>
     </w:p>
@@ -2085,18 +2704,28 @@
           <w:ilvl w:val="0"/>
           <w:numId w:val="32"/>
         </w:numPr>
-      </w:pPr>
-      <w:r>
+        <w:rPr>
+          <w:rFonts w:ascii="Times New Roman" w:hAnsi="Times New Roman" w:cs="Times New Roman"/>
+        </w:rPr>
+      </w:pPr>
+      <w:r>
+        <w:rPr>
+          <w:rFonts w:ascii="Times New Roman" w:hAnsi="Times New Roman" w:cs="Times New Roman"/>
+        </w:rPr>
         <w:t>Local Search vs Greedy: </w:t>
       </w:r>
       <w:r>
         <w:rPr>
+          <w:rFonts w:ascii="Times New Roman" w:hAnsi="Times New Roman" w:cs="Times New Roman"/>
           <w:b/>
           <w:bCs/>
         </w:rPr>
         <w:t>5.49% improvement</w:t>
       </w:r>
       <w:r>
+        <w:rPr>
+          <w:rFonts w:ascii="Times New Roman" w:hAnsi="Times New Roman" w:cs="Times New Roman"/>
+        </w:rPr>
         <w:t> </w:t>
       </w:r>
     </w:p>
@@ -2109,6 +2738,7 @@
         </w:numPr>
         <w:jc w:val="center"/>
         <w:rPr>
+          <w:rFonts w:ascii="Times New Roman" w:hAnsi="Times New Roman" w:cs="Times New Roman"/>
           <w:b/>
           <w:bCs/>
         </w:rPr>
@@ -2116,6 +2746,7 @@
       <w:bookmarkStart w:id="8" w:name="_Toc228149976"/>
       <w:r>
         <w:rPr>
+          <w:rFonts w:ascii="Times New Roman" w:hAnsi="Times New Roman" w:cs="Times New Roman"/>
           <w:b/>
           <w:bCs/>
         </w:rPr>
@@ -2124,14 +2755,24 @@
       </w:r>
       <w:bookmarkEnd w:id="8"/>
     </w:p>
-    <w:p/>
+    <w:p>
+      <w:pPr>
+        <w:rPr>
+          <w:rFonts w:ascii="Times New Roman" w:hAnsi="Times New Roman" w:cs="Times New Roman"/>
+        </w:rPr>
+      </w:pPr>
+    </w:p>
     <w:p>
       <w:pPr>
         <w:keepNext/>
         <w:jc w:val="center"/>
-      </w:pPr>
-      <w:r>
-        <w:rPr>
+        <w:rPr>
+          <w:rFonts w:ascii="Times New Roman" w:hAnsi="Times New Roman" w:cs="Times New Roman"/>
+        </w:rPr>
+      </w:pPr>
+      <w:r>
+        <w:rPr>
+          <w:rFonts w:ascii="Times New Roman" w:hAnsi="Times New Roman" w:cs="Times New Roman"/>
           <w:b/>
           <w:bCs/>
           <w:noProof/>
@@ -2191,32 +2832,52 @@
         <w:pStyle w:val="Caption"/>
         <w:jc w:val="center"/>
         <w:rPr>
+          <w:rFonts w:ascii="Times New Roman" w:hAnsi="Times New Roman" w:cs="Times New Roman"/>
           <w:b/>
           <w:bCs/>
         </w:rPr>
       </w:pPr>
       <w:r>
+        <w:rPr>
+          <w:rFonts w:ascii="Times New Roman" w:hAnsi="Times New Roman" w:cs="Times New Roman"/>
+        </w:rPr>
         <w:t xml:space="preserve">Figure </w:t>
       </w:r>
       <w:r>
+        <w:rPr>
+          <w:rFonts w:ascii="Times New Roman" w:hAnsi="Times New Roman" w:cs="Times New Roman"/>
+        </w:rPr>
         <w:fldChar w:fldCharType="begin"/>
       </w:r>
       <w:r>
+        <w:rPr>
+          <w:rFonts w:ascii="Times New Roman" w:hAnsi="Times New Roman" w:cs="Times New Roman"/>
+        </w:rPr>
         <w:instrText xml:space="preserve"> SEQ Figure \* ARABIC </w:instrText>
       </w:r>
       <w:r>
+        <w:rPr>
+          <w:rFonts w:ascii="Times New Roman" w:hAnsi="Times New Roman" w:cs="Times New Roman"/>
+        </w:rPr>
         <w:fldChar w:fldCharType="separate"/>
       </w:r>
       <w:r>
         <w:rPr>
+          <w:rFonts w:ascii="Times New Roman" w:hAnsi="Times New Roman" w:cs="Times New Roman"/>
           <w:noProof/>
         </w:rPr>
         <w:t>1</w:t>
       </w:r>
       <w:r>
+        <w:rPr>
+          <w:rFonts w:ascii="Times New Roman" w:hAnsi="Times New Roman" w:cs="Times New Roman"/>
+        </w:rPr>
         <w:fldChar w:fldCharType="end"/>
       </w:r>
       <w:r>
+        <w:rPr>
+          <w:rFonts w:ascii="Times New Roman" w:hAnsi="Times New Roman" w:cs="Times New Roman"/>
+        </w:rPr>
         <w:t xml:space="preserve"> Total Route Distance by Algorithm and Dataset</w:t>
       </w:r>
     </w:p>
@@ -2224,9 +2885,13 @@
       <w:pPr>
         <w:keepNext/>
         <w:jc w:val="center"/>
-      </w:pPr>
-      <w:r>
-        <w:rPr>
+        <w:rPr>
+          <w:rFonts w:ascii="Times New Roman" w:hAnsi="Times New Roman" w:cs="Times New Roman"/>
+        </w:rPr>
+      </w:pPr>
+      <w:r>
+        <w:rPr>
+          <w:rFonts w:ascii="Times New Roman" w:hAnsi="Times New Roman" w:cs="Times New Roman"/>
           <w:noProof/>
         </w:rPr>
         <w:drawing>
@@ -2284,32 +2949,52 @@
         <w:pStyle w:val="Caption"/>
         <w:jc w:val="center"/>
         <w:rPr>
+          <w:rFonts w:ascii="Times New Roman" w:hAnsi="Times New Roman" w:cs="Times New Roman"/>
           <w:b/>
           <w:bCs/>
         </w:rPr>
       </w:pPr>
       <w:r>
+        <w:rPr>
+          <w:rFonts w:ascii="Times New Roman" w:hAnsi="Times New Roman" w:cs="Times New Roman"/>
+        </w:rPr>
         <w:t xml:space="preserve">Figure </w:t>
       </w:r>
       <w:r>
+        <w:rPr>
+          <w:rFonts w:ascii="Times New Roman" w:hAnsi="Times New Roman" w:cs="Times New Roman"/>
+        </w:rPr>
         <w:fldChar w:fldCharType="begin"/>
       </w:r>
       <w:r>
+        <w:rPr>
+          <w:rFonts w:ascii="Times New Roman" w:hAnsi="Times New Roman" w:cs="Times New Roman"/>
+        </w:rPr>
         <w:instrText xml:space="preserve"> SEQ Figure \* ARABIC </w:instrText>
       </w:r>
       <w:r>
+        <w:rPr>
+          <w:rFonts w:ascii="Times New Roman" w:hAnsi="Times New Roman" w:cs="Times New Roman"/>
+        </w:rPr>
         <w:fldChar w:fldCharType="separate"/>
       </w:r>
       <w:r>
         <w:rPr>
+          <w:rFonts w:ascii="Times New Roman" w:hAnsi="Times New Roman" w:cs="Times New Roman"/>
           <w:noProof/>
         </w:rPr>
         <w:t>2</w:t>
       </w:r>
       <w:r>
+        <w:rPr>
+          <w:rFonts w:ascii="Times New Roman" w:hAnsi="Times New Roman" w:cs="Times New Roman"/>
+        </w:rPr>
         <w:fldChar w:fldCharType="end"/>
       </w:r>
       <w:r>
+        <w:rPr>
+          <w:rFonts w:ascii="Times New Roman" w:hAnsi="Times New Roman" w:cs="Times New Roman"/>
+        </w:rPr>
         <w:t xml:space="preserve"> Distance Improvement over Greedy Baseline</w:t>
       </w:r>
     </w:p>
@@ -2317,9 +3002,13 @@
       <w:pPr>
         <w:keepNext/>
         <w:jc w:val="center"/>
-      </w:pPr>
-      <w:r>
-        <w:rPr>
+        <w:rPr>
+          <w:rFonts w:ascii="Times New Roman" w:hAnsi="Times New Roman" w:cs="Times New Roman"/>
+        </w:rPr>
+      </w:pPr>
+      <w:r>
+        <w:rPr>
+          <w:rFonts w:ascii="Times New Roman" w:hAnsi="Times New Roman" w:cs="Times New Roman"/>
           <w:noProof/>
         </w:rPr>
         <w:lastRenderedPageBreak/>
@@ -2377,29 +3066,51 @@
       <w:pPr>
         <w:pStyle w:val="Caption"/>
         <w:jc w:val="center"/>
-      </w:pPr>
-      <w:r>
+        <w:rPr>
+          <w:rFonts w:ascii="Times New Roman" w:hAnsi="Times New Roman" w:cs="Times New Roman"/>
+        </w:rPr>
+      </w:pPr>
+      <w:r>
+        <w:rPr>
+          <w:rFonts w:ascii="Times New Roman" w:hAnsi="Times New Roman" w:cs="Times New Roman"/>
+        </w:rPr>
         <w:t xml:space="preserve">Figure </w:t>
       </w:r>
       <w:r>
+        <w:rPr>
+          <w:rFonts w:ascii="Times New Roman" w:hAnsi="Times New Roman" w:cs="Times New Roman"/>
+        </w:rPr>
         <w:fldChar w:fldCharType="begin"/>
       </w:r>
       <w:r>
+        <w:rPr>
+          <w:rFonts w:ascii="Times New Roman" w:hAnsi="Times New Roman" w:cs="Times New Roman"/>
+        </w:rPr>
         <w:instrText xml:space="preserve"> SEQ Figure \* ARABIC </w:instrText>
       </w:r>
       <w:r>
+        <w:rPr>
+          <w:rFonts w:ascii="Times New Roman" w:hAnsi="Times New Roman" w:cs="Times New Roman"/>
+        </w:rPr>
         <w:fldChar w:fldCharType="separate"/>
       </w:r>
       <w:r>
         <w:rPr>
+          <w:rFonts w:ascii="Times New Roman" w:hAnsi="Times New Roman" w:cs="Times New Roman"/>
           <w:noProof/>
         </w:rPr>
         <w:t>3</w:t>
       </w:r>
       <w:r>
+        <w:rPr>
+          <w:rFonts w:ascii="Times New Roman" w:hAnsi="Times New Roman" w:cs="Times New Roman"/>
+        </w:rPr>
         <w:fldChar w:fldCharType="end"/>
       </w:r>
       <w:r>
+        <w:rPr>
+          <w:rFonts w:ascii="Times New Roman" w:hAnsi="Times New Roman" w:cs="Times New Roman"/>
+        </w:rPr>
         <w:t xml:space="preserve"> Average Runtime by Algorithm and Dataset</w:t>
       </w:r>
     </w:p>
@@ -2407,7 +3118,7 @@
       <w:pPr>
         <w:jc w:val="center"/>
         <w:rPr>
-          <w:rFonts w:asciiTheme="majorHAnsi" w:eastAsiaTheme="majorEastAsia" w:hAnsiTheme="majorHAnsi" w:cstheme="majorBidi"/>
+          <w:rFonts w:ascii="Times New Roman" w:eastAsiaTheme="majorEastAsia" w:hAnsi="Times New Roman" w:cs="Times New Roman"/>
           <w:b/>
           <w:bCs/>
           <w:color w:val="BF8F00" w:themeColor="accent1" w:themeShade="BF"/>
@@ -2417,6 +3128,7 @@
       </w:pPr>
       <w:r>
         <w:rPr>
+          <w:rFonts w:ascii="Times New Roman" w:hAnsi="Times New Roman" w:cs="Times New Roman"/>
           <w:b/>
           <w:bCs/>
         </w:rPr>
@@ -2432,6 +3144,7 @@
         </w:numPr>
         <w:jc w:val="center"/>
         <w:rPr>
+          <w:rFonts w:ascii="Times New Roman" w:hAnsi="Times New Roman" w:cs="Times New Roman"/>
           <w:b/>
           <w:bCs/>
         </w:rPr>
@@ -2439,6 +3152,7 @@
       <w:bookmarkStart w:id="9" w:name="_Toc228149977"/>
       <w:r>
         <w:rPr>
+          <w:rFonts w:ascii="Times New Roman" w:hAnsi="Times New Roman" w:cs="Times New Roman"/>
           <w:b/>
           <w:bCs/>
         </w:rPr>
@@ -2448,77 +3162,144 @@
       <w:bookmarkEnd w:id="9"/>
     </w:p>
     <w:p>
-      <w:r>
+      <w:pPr>
+        <w:rPr>
+          <w:rFonts w:ascii="Times New Roman" w:hAnsi="Times New Roman" w:cs="Times New Roman"/>
+        </w:rPr>
+      </w:pPr>
+      <w:r>
+        <w:rPr>
+          <w:rFonts w:ascii="Times New Roman" w:hAnsi="Times New Roman" w:cs="Times New Roman"/>
+        </w:rPr>
         <w:t>The results demonstrate clear differences in performance between the algorithms across all five Solomon datasets.</w:t>
       </w:r>
     </w:p>
     <w:p>
-      <w:r>
+      <w:pPr>
+        <w:rPr>
+          <w:rFonts w:ascii="Times New Roman" w:hAnsi="Times New Roman" w:cs="Times New Roman"/>
+        </w:rPr>
+      </w:pPr>
+      <w:r>
+        <w:rPr>
+          <w:rFonts w:ascii="Times New Roman" w:hAnsi="Times New Roman" w:cs="Times New Roman"/>
+        </w:rPr>
         <w:t xml:space="preserve">The Greedy Nearest Neighbor algorithm produced the fastest runtime by a significant margin as shown in Figure 3, averaging between 0.19 and 0.22 </w:t>
       </w:r>
       <w:proofErr w:type="spellStart"/>
       <w:r>
+        <w:rPr>
+          <w:rFonts w:ascii="Times New Roman" w:hAnsi="Times New Roman" w:cs="Times New Roman"/>
+        </w:rPr>
         <w:t>ms</w:t>
       </w:r>
       <w:proofErr w:type="spellEnd"/>
       <w:r>
+        <w:rPr>
+          <w:rFonts w:ascii="Times New Roman" w:hAnsi="Times New Roman" w:cs="Times New Roman"/>
+        </w:rPr>
         <w:t xml:space="preserve"> on every dataset. The biggest tradeoff is its total route distance, which was the highest of the three algorithms on every dataset as shown in Figure 1, ranging from 775.49 on C201 up to 1422.60 on RC101.</w:t>
       </w:r>
     </w:p>
     <w:p>
-      <w:r>
+      <w:pPr>
+        <w:rPr>
+          <w:rFonts w:ascii="Times New Roman" w:hAnsi="Times New Roman" w:cs="Times New Roman"/>
+        </w:rPr>
+      </w:pPr>
+      <w:r>
+        <w:rPr>
+          <w:rFonts w:ascii="Times New Roman" w:hAnsi="Times New Roman" w:cs="Times New Roman"/>
+        </w:rPr>
         <w:t xml:space="preserve">The Clarke-Wright Savings algorithm achieved the best overall performance on every dataset as shown in Figure 1, with improvements over Greedy ranging from 11.99% on R201 up to 36.45% on C101 as shown in Figure 2. Its runtime averaged between 13.98 and 17.65 </w:t>
       </w:r>
       <w:proofErr w:type="spellStart"/>
       <w:r>
+        <w:rPr>
+          <w:rFonts w:ascii="Times New Roman" w:hAnsi="Times New Roman" w:cs="Times New Roman"/>
+        </w:rPr>
         <w:t>ms</w:t>
       </w:r>
       <w:proofErr w:type="spellEnd"/>
       <w:r>
+        <w:rPr>
+          <w:rFonts w:ascii="Times New Roman" w:hAnsi="Times New Roman" w:cs="Times New Roman"/>
+        </w:rPr>
         <w:t xml:space="preserve"> across the five datasets (Figure 3), but the substantial improvement in solution quality demonstrates the effectiveness of the savings-based route merging strategy.</w:t>
       </w:r>
     </w:p>
     <w:p>
-      <w:r>
+      <w:pPr>
+        <w:rPr>
+          <w:rFonts w:ascii="Times New Roman" w:hAnsi="Times New Roman" w:cs="Times New Roman"/>
+        </w:rPr>
+      </w:pPr>
+      <w:r>
+        <w:rPr>
+          <w:rFonts w:ascii="Times New Roman" w:hAnsi="Times New Roman" w:cs="Times New Roman"/>
+        </w:rPr>
         <w:t xml:space="preserve">The Local Search (2-opt) algorithm improved the Greedy solution on every dataset, but the improvement varied widely as shown in Figure 2 — from just 0.39% on RC101 to 8.55% on R201. While these improvements are smaller than those of Clarke-Wright, it shows that iterative optimization can refine an existing solution. Local Search's runtime is also dataset-dependent, ranging from 0.40 </w:t>
       </w:r>
       <w:proofErr w:type="spellStart"/>
       <w:r>
+        <w:rPr>
+          <w:rFonts w:ascii="Times New Roman" w:hAnsi="Times New Roman" w:cs="Times New Roman"/>
+        </w:rPr>
         <w:t>ms</w:t>
       </w:r>
       <w:proofErr w:type="spellEnd"/>
       <w:r>
+        <w:rPr>
+          <w:rFonts w:ascii="Times New Roman" w:hAnsi="Times New Roman" w:cs="Times New Roman"/>
+        </w:rPr>
         <w:t xml:space="preserve"> on RC101 up to 11.35 </w:t>
       </w:r>
       <w:proofErr w:type="spellStart"/>
       <w:r>
+        <w:rPr>
+          <w:rFonts w:ascii="Times New Roman" w:hAnsi="Times New Roman" w:cs="Times New Roman"/>
+        </w:rPr>
         <w:t>ms</w:t>
       </w:r>
       <w:proofErr w:type="spellEnd"/>
       <w:r>
+        <w:rPr>
+          <w:rFonts w:ascii="Times New Roman" w:hAnsi="Times New Roman" w:cs="Times New Roman"/>
+        </w:rPr>
         <w:t xml:space="preserve"> on R201 (Figure 3), since 2-opt's runtime depends on how many passes it needs before converging on each </w:t>
       </w:r>
       <w:proofErr w:type="gramStart"/>
       <w:r>
+        <w:rPr>
+          <w:rFonts w:ascii="Times New Roman" w:hAnsi="Times New Roman" w:cs="Times New Roman"/>
+        </w:rPr>
         <w:t>particular Greedy</w:t>
       </w:r>
       <w:proofErr w:type="gramEnd"/>
       <w:r>
+        <w:rPr>
+          <w:rFonts w:ascii="Times New Roman" w:hAnsi="Times New Roman" w:cs="Times New Roman"/>
+        </w:rPr>
         <w:t xml:space="preserve"> starting solution.</w:t>
       </w:r>
     </w:p>
     <w:p>
       <w:pPr>
         <w:rPr>
+          <w:rFonts w:ascii="Times New Roman" w:hAnsi="Times New Roman" w:cs="Times New Roman"/>
           <w:b/>
           <w:bCs/>
         </w:rPr>
       </w:pPr>
       <w:r>
+        <w:rPr>
+          <w:rFonts w:ascii="Times New Roman" w:hAnsi="Times New Roman" w:cs="Times New Roman"/>
+        </w:rPr>
         <w:t>All three algorithms used the same number of vehicles within each dataset (10 for C101, 3 for C201, 8 for R101, 2 for R201, and 9 for RC101), indicating that improvements were achieved through route optimization rather than reducing fleet size.</w:t>
       </w:r>
       <w:r>
         <w:rPr>
+          <w:rFonts w:ascii="Times New Roman" w:hAnsi="Times New Roman" w:cs="Times New Roman"/>
           <w:b/>
           <w:bCs/>
         </w:rPr>
@@ -2526,6 +3307,7 @@
       </w:r>
       <w:r>
         <w:rPr>
+          <w:rFonts w:ascii="Times New Roman" w:hAnsi="Times New Roman" w:cs="Times New Roman"/>
           <w:b/>
           <w:bCs/>
         </w:rPr>
@@ -2541,6 +3323,7 @@
         </w:numPr>
         <w:jc w:val="center"/>
         <w:rPr>
+          <w:rFonts w:ascii="Times New Roman" w:hAnsi="Times New Roman" w:cs="Times New Roman"/>
           <w:b/>
           <w:bCs/>
         </w:rPr>
@@ -2548,6 +3331,7 @@
       <w:bookmarkStart w:id="10" w:name="_Toc228149978"/>
       <w:r>
         <w:rPr>
+          <w:rFonts w:ascii="Times New Roman" w:hAnsi="Times New Roman" w:cs="Times New Roman"/>
           <w:b/>
           <w:bCs/>
         </w:rPr>
@@ -2564,14 +3348,17 @@
           <w:numId w:val="38"/>
         </w:numPr>
         <w:rPr>
-          <w:rFonts w:asciiTheme="majorHAnsi" w:eastAsiaTheme="majorEastAsia" w:hAnsiTheme="majorHAnsi" w:cstheme="majorBidi"/>
+          <w:rFonts w:ascii="Times New Roman" w:eastAsiaTheme="majorEastAsia" w:hAnsi="Times New Roman" w:cs="Times New Roman"/>
           <w:color w:val="BF8F00" w:themeColor="accent1" w:themeShade="BF"/>
           <w:sz w:val="40"/>
           <w:szCs w:val="40"/>
         </w:rPr>
       </w:pPr>
       <w:r>
-        <w:t>Solomon benchmark dataset (Marius M. Solomon, 1987), the Clarke-Wright 1964 paper</w:t>
+        <w:rPr>
+          <w:rFonts w:ascii="Times New Roman" w:hAnsi="Times New Roman" w:cs="Times New Roman"/>
+        </w:rPr>
+        <w:t>Solomon, M. M. (1987). Algorithms for the vehicle routing and scheduling problems with time window constraints. Operations Research, 35(2), 254–265</w:t>
       </w:r>
     </w:p>
     <w:p>
@@ -2582,13 +3369,51 @@
           <w:numId w:val="38"/>
         </w:numPr>
         <w:rPr>
-          <w:rFonts w:asciiTheme="majorHAnsi" w:eastAsiaTheme="majorEastAsia" w:hAnsiTheme="majorHAnsi" w:cstheme="majorBidi"/>
+          <w:rFonts w:ascii="Times New Roman" w:eastAsiaTheme="majorEastAsia" w:hAnsi="Times New Roman" w:cs="Times New Roman"/>
           <w:color w:val="BF8F00" w:themeColor="accent1" w:themeShade="BF"/>
           <w:sz w:val="40"/>
           <w:szCs w:val="40"/>
         </w:rPr>
       </w:pPr>
       <w:r>
+        <w:rPr>
+          <w:rFonts w:ascii="Times New Roman" w:hAnsi="Times New Roman" w:cs="Times New Roman"/>
+        </w:rPr>
+        <w:t xml:space="preserve">Clarke, G. &amp; Wright, J. W. (1964). Scheduling of vehicles from a central depot to </w:t>
+      </w:r>
+      <w:proofErr w:type="gramStart"/>
+      <w:r>
+        <w:rPr>
+          <w:rFonts w:ascii="Times New Roman" w:hAnsi="Times New Roman" w:cs="Times New Roman"/>
+        </w:rPr>
+        <w:t>a number of</w:t>
+      </w:r>
+      <w:proofErr w:type="gramEnd"/>
+      <w:r>
+        <w:rPr>
+          <w:rFonts w:ascii="Times New Roman" w:hAnsi="Times New Roman" w:cs="Times New Roman"/>
+        </w:rPr>
+        <w:t xml:space="preserve"> delivery points. Operations Research, 12(4), 568–581</w:t>
+      </w:r>
+    </w:p>
+    <w:p>
+      <w:pPr>
+        <w:pStyle w:val="ListParagraph"/>
+        <w:numPr>
+          <w:ilvl w:val="0"/>
+          <w:numId w:val="38"/>
+        </w:numPr>
+        <w:rPr>
+          <w:rFonts w:ascii="Times New Roman" w:eastAsiaTheme="majorEastAsia" w:hAnsi="Times New Roman" w:cs="Times New Roman"/>
+          <w:color w:val="BF8F00" w:themeColor="accent1" w:themeShade="BF"/>
+          <w:sz w:val="40"/>
+          <w:szCs w:val="40"/>
+        </w:rPr>
+      </w:pPr>
+      <w:r>
+        <w:rPr>
+          <w:rFonts w:ascii="Times New Roman" w:hAnsi="Times New Roman" w:cs="Times New Roman"/>
+        </w:rPr>
         <w:t>Claude AI</w:t>
       </w:r>
     </w:p>
@@ -2600,13 +3425,16 @@
           <w:numId w:val="38"/>
         </w:numPr>
         <w:rPr>
-          <w:rFonts w:asciiTheme="majorHAnsi" w:eastAsiaTheme="majorEastAsia" w:hAnsiTheme="majorHAnsi" w:cstheme="majorBidi"/>
+          <w:rFonts w:ascii="Times New Roman" w:eastAsiaTheme="majorEastAsia" w:hAnsi="Times New Roman" w:cs="Times New Roman"/>
           <w:color w:val="BF8F00" w:themeColor="accent1" w:themeShade="BF"/>
           <w:sz w:val="40"/>
           <w:szCs w:val="40"/>
         </w:rPr>
       </w:pPr>
       <w:r>
+        <w:rPr>
+          <w:rFonts w:ascii="Times New Roman" w:hAnsi="Times New Roman" w:cs="Times New Roman"/>
+        </w:rPr>
         <w:t xml:space="preserve">Generating Charts </w:t>
       </w:r>
     </w:p>
@@ -2618,13 +3446,16 @@
           <w:numId w:val="38"/>
         </w:numPr>
         <w:rPr>
-          <w:rFonts w:asciiTheme="majorHAnsi" w:eastAsiaTheme="majorEastAsia" w:hAnsiTheme="majorHAnsi" w:cstheme="majorBidi"/>
+          <w:rFonts w:ascii="Times New Roman" w:eastAsiaTheme="majorEastAsia" w:hAnsi="Times New Roman" w:cs="Times New Roman"/>
           <w:color w:val="BF8F00" w:themeColor="accent1" w:themeShade="BF"/>
           <w:sz w:val="40"/>
           <w:szCs w:val="40"/>
         </w:rPr>
       </w:pPr>
       <w:r>
+        <w:rPr>
+          <w:rFonts w:ascii="Times New Roman" w:hAnsi="Times New Roman" w:cs="Times New Roman"/>
+        </w:rPr>
         <w:t>Assisting in writing code to input data from Solomon Benchmark Data Set</w:t>
       </w:r>
     </w:p>
@@ -2636,7 +3467,7 @@
           <w:numId w:val="38"/>
         </w:numPr>
         <w:rPr>
-          <w:rFonts w:asciiTheme="majorHAnsi" w:eastAsiaTheme="majorEastAsia" w:hAnsiTheme="majorHAnsi" w:cstheme="majorBidi"/>
+          <w:rFonts w:ascii="Times New Roman" w:eastAsiaTheme="majorEastAsia" w:hAnsi="Times New Roman" w:cs="Times New Roman"/>
           <w:b/>
           <w:bCs/>
           <w:color w:val="BF8F00" w:themeColor="accent1" w:themeShade="BF"/>
@@ -2645,18 +3476,28 @@
         </w:rPr>
       </w:pPr>
       <w:r>
+        <w:rPr>
+          <w:rFonts w:ascii="Times New Roman" w:hAnsi="Times New Roman" w:cs="Times New Roman"/>
+        </w:rPr>
         <w:t xml:space="preserve">Read-Me for </w:t>
       </w:r>
       <w:proofErr w:type="spellStart"/>
       <w:r>
+        <w:rPr>
+          <w:rFonts w:ascii="Times New Roman" w:hAnsi="Times New Roman" w:cs="Times New Roman"/>
+        </w:rPr>
         <w:t>Github</w:t>
       </w:r>
       <w:proofErr w:type="spellEnd"/>
       <w:r>
+        <w:rPr>
+          <w:rFonts w:ascii="Times New Roman" w:hAnsi="Times New Roman" w:cs="Times New Roman"/>
+        </w:rPr>
         <w:t xml:space="preserve"> page</w:t>
       </w:r>
       <w:r>
         <w:rPr>
+          <w:rFonts w:ascii="Times New Roman" w:hAnsi="Times New Roman" w:cs="Times New Roman"/>
           <w:b/>
           <w:bCs/>
         </w:rPr>
@@ -2672,6 +3513,7 @@
         </w:numPr>
         <w:jc w:val="center"/>
         <w:rPr>
+          <w:rFonts w:ascii="Times New Roman" w:hAnsi="Times New Roman" w:cs="Times New Roman"/>
           <w:b/>
           <w:bCs/>
         </w:rPr>
@@ -2679,6 +3521,7 @@
       <w:bookmarkStart w:id="11" w:name="_Toc228149979"/>
       <w:r>
         <w:rPr>
+          <w:rFonts w:ascii="Times New Roman" w:hAnsi="Times New Roman" w:cs="Times New Roman"/>
           <w:b/>
           <w:bCs/>
         </w:rPr>
@@ -2688,7 +3531,15 @@
       <w:bookmarkEnd w:id="11"/>
     </w:p>
     <w:p>
-      <w:r>
+      <w:pPr>
+        <w:rPr>
+          <w:rFonts w:ascii="Times New Roman" w:hAnsi="Times New Roman" w:cs="Times New Roman"/>
+        </w:rPr>
+      </w:pPr>
+      <w:r>
+        <w:rPr>
+          <w:rFonts w:ascii="Times New Roman" w:hAnsi="Times New Roman" w:cs="Times New Roman"/>
+        </w:rPr>
         <w:t xml:space="preserve">This table is very rough as most of the work was done together, excluding the final report and power point presentation, whether it was writing the final checks together or programing on shared files. </w:t>
       </w:r>
     </w:p>
@@ -2712,12 +3563,14 @@
             <w:pPr>
               <w:jc w:val="center"/>
               <w:rPr>
+                <w:rFonts w:ascii="Times New Roman" w:hAnsi="Times New Roman" w:cs="Times New Roman"/>
                 <w:b/>
                 <w:bCs/>
               </w:rPr>
             </w:pPr>
             <w:r>
               <w:rPr>
+                <w:rFonts w:ascii="Times New Roman" w:hAnsi="Times New Roman" w:cs="Times New Roman"/>
                 <w:b/>
                 <w:bCs/>
               </w:rPr>
@@ -2733,12 +3586,14 @@
             <w:pPr>
               <w:jc w:val="center"/>
               <w:rPr>
+                <w:rFonts w:ascii="Times New Roman" w:hAnsi="Times New Roman" w:cs="Times New Roman"/>
                 <w:b/>
                 <w:bCs/>
               </w:rPr>
             </w:pPr>
             <w:r>
               <w:rPr>
+                <w:rFonts w:ascii="Times New Roman" w:hAnsi="Times New Roman" w:cs="Times New Roman"/>
                 <w:b/>
                 <w:bCs/>
               </w:rPr>
@@ -2754,12 +3609,14 @@
             <w:pPr>
               <w:jc w:val="center"/>
               <w:rPr>
+                <w:rFonts w:ascii="Times New Roman" w:hAnsi="Times New Roman" w:cs="Times New Roman"/>
                 <w:b/>
                 <w:bCs/>
               </w:rPr>
             </w:pPr>
             <w:r>
               <w:rPr>
+                <w:rFonts w:ascii="Times New Roman" w:hAnsi="Times New Roman" w:cs="Times New Roman"/>
                 <w:b/>
                 <w:bCs/>
               </w:rPr>
@@ -2776,8 +3633,14 @@
           <w:p>
             <w:pPr>
               <w:jc w:val="center"/>
+              <w:rPr>
+                <w:rFonts w:ascii="Times New Roman" w:hAnsi="Times New Roman" w:cs="Times New Roman"/>
+              </w:rPr>
             </w:pPr>
             <w:r>
+              <w:rPr>
+                <w:rFonts w:ascii="Times New Roman" w:hAnsi="Times New Roman" w:cs="Times New Roman"/>
+              </w:rPr>
               <w:t>Brainstorming</w:t>
             </w:r>
           </w:p>
@@ -2789,8 +3652,14 @@
           <w:p>
             <w:pPr>
               <w:jc w:val="center"/>
+              <w:rPr>
+                <w:rFonts w:ascii="Times New Roman" w:hAnsi="Times New Roman" w:cs="Times New Roman"/>
+              </w:rPr>
             </w:pPr>
             <w:r>
+              <w:rPr>
+                <w:rFonts w:ascii="Times New Roman" w:hAnsi="Times New Roman" w:cs="Times New Roman"/>
+              </w:rPr>
               <w:t>50%</w:t>
             </w:r>
           </w:p>
@@ -2802,8 +3671,14 @@
           <w:p>
             <w:pPr>
               <w:jc w:val="center"/>
+              <w:rPr>
+                <w:rFonts w:ascii="Times New Roman" w:hAnsi="Times New Roman" w:cs="Times New Roman"/>
+              </w:rPr>
             </w:pPr>
             <w:r>
+              <w:rPr>
+                <w:rFonts w:ascii="Times New Roman" w:hAnsi="Times New Roman" w:cs="Times New Roman"/>
+              </w:rPr>
               <w:t>50%</w:t>
             </w:r>
           </w:p>
@@ -2817,8 +3692,14 @@
           <w:p>
             <w:pPr>
               <w:jc w:val="center"/>
+              <w:rPr>
+                <w:rFonts w:ascii="Times New Roman" w:hAnsi="Times New Roman" w:cs="Times New Roman"/>
+              </w:rPr>
             </w:pPr>
             <w:r>
+              <w:rPr>
+                <w:rFonts w:ascii="Times New Roman" w:hAnsi="Times New Roman" w:cs="Times New Roman"/>
+              </w:rPr>
               <w:t>Coding</w:t>
             </w:r>
           </w:p>
@@ -2830,8 +3711,14 @@
           <w:p>
             <w:pPr>
               <w:jc w:val="center"/>
+              <w:rPr>
+                <w:rFonts w:ascii="Times New Roman" w:hAnsi="Times New Roman" w:cs="Times New Roman"/>
+              </w:rPr>
             </w:pPr>
             <w:r>
+              <w:rPr>
+                <w:rFonts w:ascii="Times New Roman" w:hAnsi="Times New Roman" w:cs="Times New Roman"/>
+              </w:rPr>
               <w:t>50%</w:t>
             </w:r>
           </w:p>
@@ -2843,8 +3730,14 @@
           <w:p>
             <w:pPr>
               <w:jc w:val="center"/>
+              <w:rPr>
+                <w:rFonts w:ascii="Times New Roman" w:hAnsi="Times New Roman" w:cs="Times New Roman"/>
+              </w:rPr>
             </w:pPr>
             <w:r>
+              <w:rPr>
+                <w:rFonts w:ascii="Times New Roman" w:hAnsi="Times New Roman" w:cs="Times New Roman"/>
+              </w:rPr>
               <w:t>50%</w:t>
             </w:r>
           </w:p>
@@ -2858,8 +3751,14 @@
           <w:p>
             <w:pPr>
               <w:jc w:val="center"/>
+              <w:rPr>
+                <w:rFonts w:ascii="Times New Roman" w:hAnsi="Times New Roman" w:cs="Times New Roman"/>
+              </w:rPr>
             </w:pPr>
             <w:r>
+              <w:rPr>
+                <w:rFonts w:ascii="Times New Roman" w:hAnsi="Times New Roman" w:cs="Times New Roman"/>
+              </w:rPr>
               <w:t>Experiment Design</w:t>
             </w:r>
           </w:p>
@@ -2871,8 +3770,14 @@
           <w:p>
             <w:pPr>
               <w:jc w:val="center"/>
+              <w:rPr>
+                <w:rFonts w:ascii="Times New Roman" w:hAnsi="Times New Roman" w:cs="Times New Roman"/>
+              </w:rPr>
             </w:pPr>
             <w:r>
+              <w:rPr>
+                <w:rFonts w:ascii="Times New Roman" w:hAnsi="Times New Roman" w:cs="Times New Roman"/>
+              </w:rPr>
               <w:t>50%</w:t>
             </w:r>
           </w:p>
@@ -2884,8 +3789,14 @@
           <w:p>
             <w:pPr>
               <w:jc w:val="center"/>
+              <w:rPr>
+                <w:rFonts w:ascii="Times New Roman" w:hAnsi="Times New Roman" w:cs="Times New Roman"/>
+              </w:rPr>
             </w:pPr>
             <w:r>
+              <w:rPr>
+                <w:rFonts w:ascii="Times New Roman" w:hAnsi="Times New Roman" w:cs="Times New Roman"/>
+              </w:rPr>
               <w:t>50%</w:t>
             </w:r>
           </w:p>
@@ -2899,8 +3810,14 @@
           <w:p>
             <w:pPr>
               <w:jc w:val="center"/>
+              <w:rPr>
+                <w:rFonts w:ascii="Times New Roman" w:hAnsi="Times New Roman" w:cs="Times New Roman"/>
+              </w:rPr>
             </w:pPr>
             <w:r>
+              <w:rPr>
+                <w:rFonts w:ascii="Times New Roman" w:hAnsi="Times New Roman" w:cs="Times New Roman"/>
+              </w:rPr>
               <w:t>Visualization/Results</w:t>
             </w:r>
           </w:p>
@@ -2912,8 +3829,14 @@
           <w:p>
             <w:pPr>
               <w:jc w:val="center"/>
+              <w:rPr>
+                <w:rFonts w:ascii="Times New Roman" w:hAnsi="Times New Roman" w:cs="Times New Roman"/>
+              </w:rPr>
             </w:pPr>
             <w:r>
+              <w:rPr>
+                <w:rFonts w:ascii="Times New Roman" w:hAnsi="Times New Roman" w:cs="Times New Roman"/>
+              </w:rPr>
               <w:t>70%</w:t>
             </w:r>
           </w:p>
@@ -2925,8 +3848,14 @@
           <w:p>
             <w:pPr>
               <w:jc w:val="center"/>
+              <w:rPr>
+                <w:rFonts w:ascii="Times New Roman" w:hAnsi="Times New Roman" w:cs="Times New Roman"/>
+              </w:rPr>
             </w:pPr>
             <w:r>
+              <w:rPr>
+                <w:rFonts w:ascii="Times New Roman" w:hAnsi="Times New Roman" w:cs="Times New Roman"/>
+              </w:rPr>
               <w:t>30%</w:t>
             </w:r>
           </w:p>
@@ -2940,8 +3869,14 @@
           <w:p>
             <w:pPr>
               <w:jc w:val="center"/>
+              <w:rPr>
+                <w:rFonts w:ascii="Times New Roman" w:hAnsi="Times New Roman" w:cs="Times New Roman"/>
+              </w:rPr>
             </w:pPr>
             <w:r>
+              <w:rPr>
+                <w:rFonts w:ascii="Times New Roman" w:hAnsi="Times New Roman" w:cs="Times New Roman"/>
+              </w:rPr>
               <w:t>Communication</w:t>
             </w:r>
           </w:p>
@@ -2953,8 +3888,14 @@
           <w:p>
             <w:pPr>
               <w:jc w:val="center"/>
+              <w:rPr>
+                <w:rFonts w:ascii="Times New Roman" w:hAnsi="Times New Roman" w:cs="Times New Roman"/>
+              </w:rPr>
             </w:pPr>
             <w:r>
+              <w:rPr>
+                <w:rFonts w:ascii="Times New Roman" w:hAnsi="Times New Roman" w:cs="Times New Roman"/>
+              </w:rPr>
               <w:t>50%</w:t>
             </w:r>
           </w:p>
@@ -2966,8 +3907,14 @@
           <w:p>
             <w:pPr>
               <w:jc w:val="center"/>
+              <w:rPr>
+                <w:rFonts w:ascii="Times New Roman" w:hAnsi="Times New Roman" w:cs="Times New Roman"/>
+              </w:rPr>
             </w:pPr>
             <w:r>
+              <w:rPr>
+                <w:rFonts w:ascii="Times New Roman" w:hAnsi="Times New Roman" w:cs="Times New Roman"/>
+              </w:rPr>
               <w:t>50%</w:t>
             </w:r>
           </w:p>
@@ -2981,8 +3928,14 @@
           <w:p>
             <w:pPr>
               <w:jc w:val="center"/>
+              <w:rPr>
+                <w:rFonts w:ascii="Times New Roman" w:hAnsi="Times New Roman" w:cs="Times New Roman"/>
+              </w:rPr>
             </w:pPr>
             <w:r>
+              <w:rPr>
+                <w:rFonts w:ascii="Times New Roman" w:hAnsi="Times New Roman" w:cs="Times New Roman"/>
+              </w:rPr>
               <w:t>Submission</w:t>
             </w:r>
           </w:p>
@@ -2994,8 +3947,14 @@
           <w:p>
             <w:pPr>
               <w:jc w:val="center"/>
+              <w:rPr>
+                <w:rFonts w:ascii="Times New Roman" w:hAnsi="Times New Roman" w:cs="Times New Roman"/>
+              </w:rPr>
             </w:pPr>
             <w:r>
+              <w:rPr>
+                <w:rFonts w:ascii="Times New Roman" w:hAnsi="Times New Roman" w:cs="Times New Roman"/>
+              </w:rPr>
               <w:t>50%</w:t>
             </w:r>
           </w:p>
@@ -3007,8 +3966,14 @@
           <w:p>
             <w:pPr>
               <w:jc w:val="center"/>
+              <w:rPr>
+                <w:rFonts w:ascii="Times New Roman" w:hAnsi="Times New Roman" w:cs="Times New Roman"/>
+              </w:rPr>
             </w:pPr>
             <w:r>
+              <w:rPr>
+                <w:rFonts w:ascii="Times New Roman" w:hAnsi="Times New Roman" w:cs="Times New Roman"/>
+              </w:rPr>
               <w:t>50%</w:t>
             </w:r>
           </w:p>
@@ -3022,8 +3987,14 @@
           <w:p>
             <w:pPr>
               <w:jc w:val="center"/>
+              <w:rPr>
+                <w:rFonts w:ascii="Times New Roman" w:hAnsi="Times New Roman" w:cs="Times New Roman"/>
+              </w:rPr>
             </w:pPr>
             <w:r>
+              <w:rPr>
+                <w:rFonts w:ascii="Times New Roman" w:hAnsi="Times New Roman" w:cs="Times New Roman"/>
+              </w:rPr>
               <w:t>Report Writing</w:t>
             </w:r>
           </w:p>
@@ -3035,8 +4006,14 @@
           <w:p>
             <w:pPr>
               <w:jc w:val="center"/>
+              <w:rPr>
+                <w:rFonts w:ascii="Times New Roman" w:hAnsi="Times New Roman" w:cs="Times New Roman"/>
+              </w:rPr>
             </w:pPr>
             <w:r>
+              <w:rPr>
+                <w:rFonts w:ascii="Times New Roman" w:hAnsi="Times New Roman" w:cs="Times New Roman"/>
+              </w:rPr>
               <w:t>50%</w:t>
             </w:r>
           </w:p>
@@ -3048,8 +4025,14 @@
           <w:p>
             <w:pPr>
               <w:jc w:val="center"/>
+              <w:rPr>
+                <w:rFonts w:ascii="Times New Roman" w:hAnsi="Times New Roman" w:cs="Times New Roman"/>
+              </w:rPr>
             </w:pPr>
             <w:r>
+              <w:rPr>
+                <w:rFonts w:ascii="Times New Roman" w:hAnsi="Times New Roman" w:cs="Times New Roman"/>
+              </w:rPr>
               <w:t>50%</w:t>
             </w:r>
           </w:p>
@@ -3063,8 +4046,14 @@
           <w:p>
             <w:pPr>
               <w:jc w:val="center"/>
+              <w:rPr>
+                <w:rFonts w:ascii="Times New Roman" w:hAnsi="Times New Roman" w:cs="Times New Roman"/>
+              </w:rPr>
             </w:pPr>
             <w:r>
+              <w:rPr>
+                <w:rFonts w:ascii="Times New Roman" w:hAnsi="Times New Roman" w:cs="Times New Roman"/>
+              </w:rPr>
               <w:t>Presentation</w:t>
             </w:r>
           </w:p>
@@ -3076,8 +4065,14 @@
           <w:p>
             <w:pPr>
               <w:jc w:val="center"/>
+              <w:rPr>
+                <w:rFonts w:ascii="Times New Roman" w:hAnsi="Times New Roman" w:cs="Times New Roman"/>
+              </w:rPr>
             </w:pPr>
             <w:r>
+              <w:rPr>
+                <w:rFonts w:ascii="Times New Roman" w:hAnsi="Times New Roman" w:cs="Times New Roman"/>
+              </w:rPr>
               <w:t>10%</w:t>
             </w:r>
           </w:p>
@@ -3089,8 +4084,14 @@
           <w:p>
             <w:pPr>
               <w:jc w:val="center"/>
+              <w:rPr>
+                <w:rFonts w:ascii="Times New Roman" w:hAnsi="Times New Roman" w:cs="Times New Roman"/>
+              </w:rPr>
             </w:pPr>
             <w:r>
+              <w:rPr>
+                <w:rFonts w:ascii="Times New Roman" w:hAnsi="Times New Roman" w:cs="Times New Roman"/>
+              </w:rPr>
               <w:t>90%</w:t>
             </w:r>
           </w:p>
@@ -3100,7 +4101,7 @@
     <w:p>
       <w:pPr>
         <w:rPr>
-          <w:rFonts w:asciiTheme="majorHAnsi" w:eastAsiaTheme="majorEastAsia" w:hAnsiTheme="majorHAnsi" w:cstheme="majorBidi"/>
+          <w:rFonts w:ascii="Times New Roman" w:eastAsiaTheme="majorEastAsia" w:hAnsi="Times New Roman" w:cs="Times New Roman"/>
           <w:b/>
           <w:bCs/>
           <w:color w:val="BF8F00" w:themeColor="accent1" w:themeShade="BF"/>
@@ -3110,6 +4111,7 @@
       </w:pPr>
       <w:r>
         <w:rPr>
+          <w:rFonts w:ascii="Times New Roman" w:hAnsi="Times New Roman" w:cs="Times New Roman"/>
           <w:b/>
           <w:bCs/>
         </w:rPr>
@@ -3125,6 +4127,7 @@
         </w:numPr>
         <w:jc w:val="center"/>
         <w:rPr>
+          <w:rFonts w:ascii="Times New Roman" w:hAnsi="Times New Roman" w:cs="Times New Roman"/>
           <w:b/>
           <w:bCs/>
         </w:rPr>
@@ -3132,6 +4135,7 @@
       <w:bookmarkStart w:id="12" w:name="_Toc228149980"/>
       <w:r>
         <w:rPr>
+          <w:rFonts w:ascii="Times New Roman" w:hAnsi="Times New Roman" w:cs="Times New Roman"/>
           <w:b/>
           <w:bCs/>
         </w:rPr>
@@ -3140,9 +4144,23 @@
       </w:r>
       <w:bookmarkEnd w:id="12"/>
     </w:p>
-    <w:p/>
-    <w:p>
-      <w:r>
+    <w:p>
+      <w:pPr>
+        <w:rPr>
+          <w:rFonts w:ascii="Times New Roman" w:hAnsi="Times New Roman" w:cs="Times New Roman"/>
+        </w:rPr>
+      </w:pPr>
+    </w:p>
+    <w:p>
+      <w:pPr>
+        <w:rPr>
+          <w:rFonts w:ascii="Times New Roman" w:hAnsi="Times New Roman" w:cs="Times New Roman"/>
+        </w:rPr>
+      </w:pPr>
+      <w:r>
+        <w:rPr>
+          <w:rFonts w:ascii="Times New Roman" w:hAnsi="Times New Roman" w:cs="Times New Roman"/>
+        </w:rPr>
         <w:t>Several limitations were present in this experiment. </w:t>
       </w:r>
     </w:p>
@@ -3152,8 +4170,14 @@
           <w:ilvl w:val="0"/>
           <w:numId w:val="33"/>
         </w:numPr>
-      </w:pPr>
-      <w:r>
+        <w:rPr>
+          <w:rFonts w:ascii="Times New Roman" w:hAnsi="Times New Roman" w:cs="Times New Roman"/>
+        </w:rPr>
+      </w:pPr>
+      <w:r>
+        <w:rPr>
+          <w:rFonts w:ascii="Times New Roman" w:hAnsi="Times New Roman" w:cs="Times New Roman"/>
+        </w:rPr>
         <w:t>No optimal (exact) solution was computed for comparison  </w:t>
       </w:r>
     </w:p>
@@ -3163,16 +4187,28 @@
           <w:ilvl w:val="0"/>
           <w:numId w:val="34"/>
         </w:numPr>
-      </w:pPr>
-      <w:r>
+        <w:rPr>
+          <w:rFonts w:ascii="Times New Roman" w:hAnsi="Times New Roman" w:cs="Times New Roman"/>
+        </w:rPr>
+      </w:pPr>
+      <w:r>
+        <w:rPr>
+          <w:rFonts w:ascii="Times New Roman" w:hAnsi="Times New Roman" w:cs="Times New Roman"/>
+        </w:rPr>
         <w:t xml:space="preserve">Local Search may become trapped in local </w:t>
       </w:r>
       <w:proofErr w:type="gramStart"/>
       <w:r>
+        <w:rPr>
+          <w:rFonts w:ascii="Times New Roman" w:hAnsi="Times New Roman" w:cs="Times New Roman"/>
+        </w:rPr>
         <w:t>minima</w:t>
       </w:r>
       <w:proofErr w:type="gramEnd"/>
       <w:r>
+        <w:rPr>
+          <w:rFonts w:ascii="Times New Roman" w:hAnsi="Times New Roman" w:cs="Times New Roman"/>
+        </w:rPr>
         <w:t>, preventing further improvements  </w:t>
       </w:r>
     </w:p>
@@ -3182,21 +4218,41 @@
           <w:ilvl w:val="0"/>
           <w:numId w:val="35"/>
         </w:numPr>
-      </w:pPr>
-      <w:r>
+        <w:rPr>
+          <w:rFonts w:ascii="Times New Roman" w:hAnsi="Times New Roman" w:cs="Times New Roman"/>
+        </w:rPr>
+      </w:pPr>
+      <w:r>
+        <w:rPr>
+          <w:rFonts w:ascii="Times New Roman" w:hAnsi="Times New Roman" w:cs="Times New Roman"/>
+        </w:rPr>
         <w:t>Clarke-Wright relies on heuristic savings and may not always produce optimal </w:t>
       </w:r>
       <w:proofErr w:type="gramStart"/>
       <w:r>
+        <w:rPr>
+          <w:rFonts w:ascii="Times New Roman" w:hAnsi="Times New Roman" w:cs="Times New Roman"/>
+        </w:rPr>
         <w:t>merges</w:t>
       </w:r>
       <w:proofErr w:type="gramEnd"/>
       <w:r>
+        <w:rPr>
+          <w:rFonts w:ascii="Times New Roman" w:hAnsi="Times New Roman" w:cs="Times New Roman"/>
+        </w:rPr>
         <w:t>  </w:t>
       </w:r>
     </w:p>
     <w:p>
-      <w:r>
+      <w:pPr>
+        <w:rPr>
+          <w:rFonts w:ascii="Times New Roman" w:hAnsi="Times New Roman" w:cs="Times New Roman"/>
+        </w:rPr>
+      </w:pPr>
+      <w:r>
+        <w:rPr>
+          <w:rFonts w:ascii="Times New Roman" w:hAnsi="Times New Roman" w:cs="Times New Roman"/>
+        </w:rPr>
         <w:t>If this project were extended, we would: </w:t>
       </w:r>
     </w:p>
@@ -3206,8 +4262,14 @@
           <w:ilvl w:val="0"/>
           <w:numId w:val="36"/>
         </w:numPr>
-      </w:pPr>
-      <w:r>
+        <w:rPr>
+          <w:rFonts w:ascii="Times New Roman" w:hAnsi="Times New Roman" w:cs="Times New Roman"/>
+        </w:rPr>
+      </w:pPr>
+      <w:r>
+        <w:rPr>
+          <w:rFonts w:ascii="Times New Roman" w:hAnsi="Times New Roman" w:cs="Times New Roman"/>
+        </w:rPr>
         <w:t>Compare results across different VRP instances (e.g., R and RC datasets)  </w:t>
       </w:r>
     </w:p>
@@ -3217,12 +4279,24 @@
           <w:ilvl w:val="0"/>
           <w:numId w:val="37"/>
         </w:numPr>
-      </w:pPr>
-      <w:r>
+        <w:rPr>
+          <w:rFonts w:ascii="Times New Roman" w:hAnsi="Times New Roman" w:cs="Times New Roman"/>
+        </w:rPr>
+      </w:pPr>
+      <w:r>
+        <w:rPr>
+          <w:rFonts w:ascii="Times New Roman" w:hAnsi="Times New Roman" w:cs="Times New Roman"/>
+        </w:rPr>
         <w:t>Analyze scalability by increasing the number of customers </w:t>
       </w:r>
     </w:p>
-    <w:p/>
+    <w:p>
+      <w:pPr>
+        <w:rPr>
+          <w:rFonts w:ascii="Times New Roman" w:hAnsi="Times New Roman" w:cs="Times New Roman"/>
+        </w:rPr>
+      </w:pPr>
+    </w:p>
     <w:sectPr>
       <w:headerReference w:type="default" r:id="rId12"/>
       <w:footerReference w:type="default" r:id="rId13"/>
